--- a/Documentos/MIA — Expansión internacional y estrategia de financiamiento (Templeton).docx
+++ b/Documentos/MIA — Expansión internacional y estrategia de financiamiento (Templeton).docx
@@ -1,52 +1,7 @@
 
 <file path=word/document.xml><?xml version="1.0" encoding="utf-8"?>
-<w:document xmlns:wpc="http://schemas.microsoft.com/office/word/2010/wordprocessingCanvas" xmlns:mc="http://schemas.openxmlformats.org/markup-compatibility/2006" xmlns:o="urn:schemas-microsoft-com:office:office" xmlns:r="http://schemas.openxmlformats.org/officeDocument/2006/relationships" xmlns:m="http://schemas.openxmlformats.org/officeDocument/2006/math" xmlns:v="urn:schemas-microsoft-com:vml" xmlns:wp14="http://schemas.microsoft.com/office/word/2010/wordprocessingDrawing" xmlns:wp="http://schemas.openxmlformats.org/drawingml/2006/wordprocessingDrawing" xmlns:w10="urn:schemas-microsoft-com:office:word" xmlns:w="http://schemas.openxmlformats.org/wordprocessingml/2006/main" xmlns:w14="http://schemas.microsoft.com/office/word/2010/wordml" xmlns:w15="http://schemas.microsoft.com/office/word/2012/wordml" xmlns:wpg="http://schemas.microsoft.com/office/word/2010/wordprocessingGroup" xmlns:wpi="http://schemas.microsoft.com/office/word/2010/wordprocessingInk" xmlns:wne="http://schemas.microsoft.com/office/word/2006/wordml" xmlns:wps="http://schemas.microsoft.com/office/word/2010/wordprocessingShape" xmlns:cx="http://schemas.microsoft.com/office/drawing/2014/chartex" xmlns:cx1="http://schemas.microsoft.com/office/drawing/2015/9/8/chartex" xmlns:cx2="http://schemas.microsoft.com/office/drawing/2015/10/21/chartex" xmlns:cx3="http://schemas.microsoft.com/office/drawing/2016/5/9/chartex" xmlns:cx4="http://schemas.microsoft.com/office/drawing/2016/5/10/chartex" xmlns:cx5="http://schemas.microsoft.com/office/drawing/2016/5/11/chartex" xmlns:cx6="http://schemas.microsoft.com/office/drawing/2016/5/12/chartex" xmlns:cx7="http://schemas.microsoft.com/office/drawing/2016/5/13/chartex" xmlns:cx8="http://schemas.microsoft.com/office/drawing/2016/5/14/chartex" xmlns:aink="http://schemas.microsoft.com/office/drawing/2016/ink" xmlns:am3d="http://schemas.microsoft.com/office/drawing/2017/model3d" xmlns:w16cex="http://schemas.microsoft.com/office/word/2018/wordml/cex" xmlns:w16cid="http://schemas.microsoft.com/office/word/2016/wordml/cid" xmlns:w16="http://schemas.microsoft.com/office/word/2018/wordml" xmlns:w16sdtdh="http://schemas.microsoft.com/office/word/2020/wordml/sdtdatahash" xmlns:w16se="http://schemas.microsoft.com/office/word/2015/wordml/symex" mc:Ignorable="w14 w15 wp14">
+<w:document xmlns:wpc="http://schemas.microsoft.com/office/word/2010/wordprocessingCanvas" xmlns:cx="http://schemas.microsoft.com/office/drawing/2014/chartex" xmlns:cx1="http://schemas.microsoft.com/office/drawing/2015/9/8/chartex" xmlns:cx2="http://schemas.microsoft.com/office/drawing/2015/10/21/chartex" xmlns:cx3="http://schemas.microsoft.com/office/drawing/2016/5/9/chartex" xmlns:cx4="http://schemas.microsoft.com/office/drawing/2016/5/10/chartex" xmlns:cx5="http://schemas.microsoft.com/office/drawing/2016/5/11/chartex" xmlns:cx6="http://schemas.microsoft.com/office/drawing/2016/5/12/chartex" xmlns:cx7="http://schemas.microsoft.com/office/drawing/2016/5/13/chartex" xmlns:cx8="http://schemas.microsoft.com/office/drawing/2016/5/14/chartex" xmlns:mc="http://schemas.openxmlformats.org/markup-compatibility/2006" xmlns:aink="http://schemas.microsoft.com/office/drawing/2016/ink" xmlns:am3d="http://schemas.microsoft.com/office/drawing/2017/model3d" xmlns:o="urn:schemas-microsoft-com:office:office" xmlns:oel="http://schemas.microsoft.com/office/2019/extlst" xmlns:r="http://schemas.openxmlformats.org/officeDocument/2006/relationships" xmlns:m="http://schemas.openxmlformats.org/officeDocument/2006/math" xmlns:v="urn:schemas-microsoft-com:vml" xmlns:wp14="http://schemas.microsoft.com/office/word/2010/wordprocessingDrawing" xmlns:wp="http://schemas.openxmlformats.org/drawingml/2006/wordprocessingDrawing" xmlns:w10="urn:schemas-microsoft-com:office:word" xmlns:w="http://schemas.openxmlformats.org/wordprocessingml/2006/main" xmlns:w14="http://schemas.microsoft.com/office/word/2010/wordml" xmlns:w15="http://schemas.microsoft.com/office/word/2012/wordml" xmlns:w16cex="http://schemas.microsoft.com/office/word/2018/wordml/cex" xmlns:w16cid="http://schemas.microsoft.com/office/word/2016/wordml/cid" xmlns:w16="http://schemas.microsoft.com/office/word/2018/wordml" xmlns:w16du="http://schemas.microsoft.com/office/word/2023/wordml/word16du" xmlns:w16sdtdh="http://schemas.microsoft.com/office/word/2020/wordml/sdtdatahash" xmlns:w16sdtfl="http://schemas.microsoft.com/office/word/2024/wordml/sdtformatlock" xmlns:w16se="http://schemas.microsoft.com/office/word/2015/wordml/symex" xmlns:wpg="http://schemas.microsoft.com/office/word/2010/wordprocessingGroup" xmlns:wpi="http://schemas.microsoft.com/office/word/2010/wordprocessingInk" xmlns:wne="http://schemas.microsoft.com/office/word/2006/wordml" xmlns:wps="http://schemas.microsoft.com/office/word/2010/wordprocessingShape" mc:Ignorable="w14 w15 w16se w16cid w16 w16cex w16sdtdh w16sdtfl w16du wp14">
   <w:body>
-    <w:p>
-      <w:pPr>
-        <w:spacing w:after="40"/>
-      </w:pPr>
-      <w:r>
-        <w:drawing>
-          <wp:inline distT="0" distB="0" distL="0" distR="0">
-            <wp:extent cx="1428750" cy="552450"/>
-            <wp:effectExtent t="0" r="0" b="0" l="0"/>
-            <wp:docPr id="1" name="logo" descr="Logo" title="Libertad y Progreso"/>
-            <wp:cNvGraphicFramePr>
-              <a:graphicFrameLocks xmlns:a="http://schemas.openxmlformats.org/drawingml/2006/main" noChangeAspect="1"/>
-            </wp:cNvGraphicFramePr>
-            <a:graphic xmlns:a="http://schemas.openxmlformats.org/drawingml/2006/main">
-              <a:graphicData uri="http://schemas.openxmlformats.org/drawingml/2006/picture">
-                <pic:pic xmlns:pic="http://schemas.openxmlformats.org/drawingml/2006/picture">
-                  <pic:nvPicPr>
-                    <pic:cNvPr id="0" name="" descr=""/>
-                    <pic:cNvPicPr>
-                      <a:picLocks noChangeAspect="1" noChangeArrowheads="1"/>
-                    </pic:cNvPicPr>
-                  </pic:nvPicPr>
-                  <pic:blipFill>
-                    <a:blip r:embed="rId9" cstate="none"/>
-                    <a:srcRect/>
-                    <a:stretch>
-                      <a:fillRect/>
-                    </a:stretch>
-                  </pic:blipFill>
-                  <pic:spPr bwMode="auto">
-                    <a:xfrm>
-                      <a:off x="0" y="0"/>
-                      <a:ext cx="1428750" cy="552450"/>
-                    </a:xfrm>
-                    <a:prstGeom prst="rect">
-                      <a:avLst/>
-                    </a:prstGeom>
-                  </pic:spPr>
-                </pic:pic>
-              </a:graphicData>
-            </a:graphic>
-          </wp:inline>
-        </w:drawing>
-      </w:r>
-    </w:p>
     <w:p>
       <w:pPr>
         <w:spacing w:after="20" w:before="60"/>
@@ -5852,34 +5807,24 @@
       </w:r>
     </w:p>
     <w:sectPr>
-      <w:headerReference w:type="default" r:id="rId7"/>
-      <w:footerReference w:type="default" r:id="rId8"/>
-      <w:pgSz w:w="12240" w:h="15840" w:orient="portrait"/>
-      <w:pgMar w:top="1300" w:right="1440" w:bottom="1300" w:left="1440" w:header="708" w:footer="708" w:gutter="0"/>
-      <w:pgNumType/>
-      <w:docGrid w:linePitch="360"/>
+      <w:headerReference w:type="default" r:id="rId8"/>
+      <w:footerReference w:type="default" r:id="rId9"/>
+      <w:pgSz w:w="12240" w:h="15840"/>
+      <w:pgMar w:top="1440" w:right="1440" w:bottom="1440" w:left="2835" w:header="720" w:footer="720" w:gutter="0"/>
+      <w:pgNumType w:start="1"/>
+      <w:cols w:space="720"/>
     </w:sectPr>
   </w:body>
 </w:document>
 </file>
 
-<file path=word/comments.xml><?xml version="1.0" encoding="utf-8"?>
-<w:comments xmlns:cx="http://schemas.microsoft.com/office/drawing/2014/chartex" xmlns:cx1="http://schemas.microsoft.com/office/drawing/2015/9/8/chartex" xmlns:cx2="http://schemas.microsoft.com/office/drawing/2015/10/21/chartex" xmlns:cx3="http://schemas.microsoft.com/office/drawing/2016/5/9/chartex" xmlns:cx4="http://schemas.microsoft.com/office/drawing/2016/5/10/chartex" xmlns:cx5="http://schemas.microsoft.com/office/drawing/2016/5/11/chartex" xmlns:cx6="http://schemas.microsoft.com/office/drawing/2016/5/12/chartex" xmlns:cx7="http://schemas.microsoft.com/office/drawing/2016/5/13/chartex" xmlns:cx8="http://schemas.microsoft.com/office/drawing/2016/5/14/chartex" xmlns:mc="http://schemas.openxmlformats.org/markup-compatibility/2006" xmlns:aink="http://schemas.microsoft.com/office/drawing/2016/ink" xmlns:am3d="http://schemas.microsoft.com/office/drawing/2017/model3d" xmlns:o="urn:schemas-microsoft-com:office:office" xmlns:r="http://schemas.openxmlformats.org/officeDocument/2006/relationships" xmlns:m="http://schemas.openxmlformats.org/officeDocument/2006/math" xmlns:v="urn:schemas-microsoft-com:vml" xmlns:wp14="http://schemas.microsoft.com/office/word/2010/wordprocessingDrawing" xmlns:wp="http://schemas.openxmlformats.org/drawingml/2006/wordprocessingDrawing" xmlns:w10="urn:schemas-microsoft-com:office:word" xmlns:w="http://schemas.openxmlformats.org/wordprocessingml/2006/main" xmlns:w14="http://schemas.microsoft.com/office/word/2010/wordml" xmlns:w15="http://schemas.microsoft.com/office/word/2012/wordml" xmlns:w16cex="http://schemas.microsoft.com/office/word/2018/wordml/cex" xmlns:w16cid="http://schemas.microsoft.com/office/word/2016/wordml/cid" xmlns:w16="http://schemas.microsoft.com/office/word/2018/wordml" xmlns:w16sdtdh="http://schemas.microsoft.com/office/word/2020/wordml/sdtdatahash" xmlns:w16se="http://schemas.microsoft.com/office/word/2015/wordml/symex" xmlns:wpg="http://schemas.microsoft.com/office/word/2010/wordprocessingGroup" xmlns:wpi="http://schemas.microsoft.com/office/word/2010/wordprocessingInk" xmlns:wne="http://schemas.microsoft.com/office/word/2006/wordml" xmlns:wps="http://schemas.microsoft.com/office/word/2010/wordprocessingShape"/>
-</file>
-
 <file path=word/endnotes.xml><?xml version="1.0" encoding="utf-8"?>
-<w:endnotes xmlns:wpc="http://schemas.microsoft.com/office/word/2010/wordprocessingCanvas" xmlns:mc="http://schemas.openxmlformats.org/markup-compatibility/2006" xmlns:o="urn:schemas-microsoft-com:office:office" xmlns:r="http://schemas.openxmlformats.org/officeDocument/2006/relationships" xmlns:m="http://schemas.openxmlformats.org/officeDocument/2006/math" xmlns:v="urn:schemas-microsoft-com:vml" xmlns:wp14="http://schemas.microsoft.com/office/word/2010/wordprocessingDrawing" xmlns:wp="http://schemas.openxmlformats.org/drawingml/2006/wordprocessingDrawing" xmlns:w10="urn:schemas-microsoft-com:office:word" xmlns:w="http://schemas.openxmlformats.org/wordprocessingml/2006/main" xmlns:w14="http://schemas.microsoft.com/office/word/2010/wordml" xmlns:w15="http://schemas.microsoft.com/office/word/2012/wordml" xmlns:wpg="http://schemas.microsoft.com/office/word/2010/wordprocessingGroup" xmlns:wpi="http://schemas.microsoft.com/office/word/2010/wordprocessingInk" xmlns:wne="http://schemas.microsoft.com/office/word/2006/wordml" xmlns:wps="http://schemas.microsoft.com/office/word/2010/wordprocessingShape" mc:Ignorable="w14 w15 wp14">
+<w:endnotes xmlns:wpc="http://schemas.microsoft.com/office/word/2010/wordprocessingCanvas" xmlns:cx="http://schemas.microsoft.com/office/drawing/2014/chartex" xmlns:cx1="http://schemas.microsoft.com/office/drawing/2015/9/8/chartex" xmlns:cx2="http://schemas.microsoft.com/office/drawing/2015/10/21/chartex" xmlns:cx3="http://schemas.microsoft.com/office/drawing/2016/5/9/chartex" xmlns:cx4="http://schemas.microsoft.com/office/drawing/2016/5/10/chartex" xmlns:cx5="http://schemas.microsoft.com/office/drawing/2016/5/11/chartex" xmlns:cx6="http://schemas.microsoft.com/office/drawing/2016/5/12/chartex" xmlns:cx7="http://schemas.microsoft.com/office/drawing/2016/5/13/chartex" xmlns:cx8="http://schemas.microsoft.com/office/drawing/2016/5/14/chartex" xmlns:mc="http://schemas.openxmlformats.org/markup-compatibility/2006" xmlns:aink="http://schemas.microsoft.com/office/drawing/2016/ink" xmlns:am3d="http://schemas.microsoft.com/office/drawing/2017/model3d" xmlns:o="urn:schemas-microsoft-com:office:office" xmlns:oel="http://schemas.microsoft.com/office/2019/extlst" xmlns:r="http://schemas.openxmlformats.org/officeDocument/2006/relationships" xmlns:m="http://schemas.openxmlformats.org/officeDocument/2006/math" xmlns:v="urn:schemas-microsoft-com:vml" xmlns:wp14="http://schemas.microsoft.com/office/word/2010/wordprocessingDrawing" xmlns:wp="http://schemas.openxmlformats.org/drawingml/2006/wordprocessingDrawing" xmlns:w10="urn:schemas-microsoft-com:office:word" xmlns:w="http://schemas.openxmlformats.org/wordprocessingml/2006/main" xmlns:w14="http://schemas.microsoft.com/office/word/2010/wordml" xmlns:w15="http://schemas.microsoft.com/office/word/2012/wordml" xmlns:w16cex="http://schemas.microsoft.com/office/word/2018/wordml/cex" xmlns:w16cid="http://schemas.microsoft.com/office/word/2016/wordml/cid" xmlns:w16="http://schemas.microsoft.com/office/word/2018/wordml" xmlns:w16du="http://schemas.microsoft.com/office/word/2023/wordml/word16du" xmlns:w16sdtdh="http://schemas.microsoft.com/office/word/2020/wordml/sdtdatahash" xmlns:w16sdtfl="http://schemas.microsoft.com/office/word/2024/wordml/sdtformatlock" xmlns:w16se="http://schemas.microsoft.com/office/word/2015/wordml/symex" xmlns:wpg="http://schemas.microsoft.com/office/word/2010/wordprocessingGroup" xmlns:wpi="http://schemas.microsoft.com/office/word/2010/wordprocessingInk" xmlns:wne="http://schemas.microsoft.com/office/word/2006/wordml" xmlns:wps="http://schemas.microsoft.com/office/word/2010/wordprocessingShape" mc:Ignorable="w14 w15 w16se w16cid w16 w16cex w16sdtdh w16sdtfl w16du wp14">
   <w:endnote w:type="separator" w:id="-1">
     <w:p>
       <w:pPr>
         <w:spacing w:after="0" w:line="240" w:lineRule="auto"/>
       </w:pPr>
-      <w:r>
-        <w:rPr>
-          <w:rStyle w:val="EndnoteReference"/>
-        </w:rPr>
-        <w:endnoteRef/>
-      </w:r>
       <w:r>
         <w:separator/>
       </w:r>
@@ -5890,12 +5835,6 @@
       <w:pPr>
         <w:spacing w:after="0" w:line="240" w:lineRule="auto"/>
       </w:pPr>
-      <w:r>
-        <w:rPr>
-          <w:rStyle w:val="EndnoteReference"/>
-        </w:rPr>
-        <w:endnoteRef/>
-      </w:r>
       <w:r>
         <w:continuationSeparator/>
       </w:r>
@@ -5905,49 +5844,319 @@
 </file>
 
 <file path=word/footer1.xml><?xml version="1.0" encoding="utf-8"?>
-<w:ftr xmlns:wpc="http://schemas.microsoft.com/office/word/2010/wordprocessingCanvas" xmlns:mc="http://schemas.openxmlformats.org/markup-compatibility/2006" xmlns:o="urn:schemas-microsoft-com:office:office" xmlns:r="http://schemas.openxmlformats.org/officeDocument/2006/relationships" xmlns:m="http://schemas.openxmlformats.org/officeDocument/2006/math" xmlns:v="urn:schemas-microsoft-com:vml" xmlns:wp14="http://schemas.microsoft.com/office/word/2010/wordprocessingDrawing" xmlns:wp="http://schemas.openxmlformats.org/drawingml/2006/wordprocessingDrawing" xmlns:w10="urn:schemas-microsoft-com:office:word" xmlns:w="http://schemas.openxmlformats.org/wordprocessingml/2006/main" xmlns:w14="http://schemas.microsoft.com/office/word/2010/wordml" xmlns:w15="http://schemas.microsoft.com/office/word/2012/wordml" xmlns:wpg="http://schemas.microsoft.com/office/word/2010/wordprocessingGroup" xmlns:wpi="http://schemas.microsoft.com/office/word/2010/wordprocessingInk" xmlns:wne="http://schemas.microsoft.com/office/word/2006/wordml" xmlns:wps="http://schemas.microsoft.com/office/word/2010/wordprocessingShape">
+<w:ftr xmlns:wpc="http://schemas.microsoft.com/office/word/2010/wordprocessingCanvas" xmlns:cx="http://schemas.microsoft.com/office/drawing/2014/chartex" xmlns:cx1="http://schemas.microsoft.com/office/drawing/2015/9/8/chartex" xmlns:cx2="http://schemas.microsoft.com/office/drawing/2015/10/21/chartex" xmlns:cx3="http://schemas.microsoft.com/office/drawing/2016/5/9/chartex" xmlns:cx4="http://schemas.microsoft.com/office/drawing/2016/5/10/chartex" xmlns:cx5="http://schemas.microsoft.com/office/drawing/2016/5/11/chartex" xmlns:cx6="http://schemas.microsoft.com/office/drawing/2016/5/12/chartex" xmlns:cx7="http://schemas.microsoft.com/office/drawing/2016/5/13/chartex" xmlns:cx8="http://schemas.microsoft.com/office/drawing/2016/5/14/chartex" xmlns:mc="http://schemas.openxmlformats.org/markup-compatibility/2006" xmlns:aink="http://schemas.microsoft.com/office/drawing/2016/ink" xmlns:am3d="http://schemas.microsoft.com/office/drawing/2017/model3d" xmlns:o="urn:schemas-microsoft-com:office:office" xmlns:oel="http://schemas.microsoft.com/office/2019/extlst" xmlns:r="http://schemas.openxmlformats.org/officeDocument/2006/relationships" xmlns:m="http://schemas.openxmlformats.org/officeDocument/2006/math" xmlns:v="urn:schemas-microsoft-com:vml" xmlns:wp14="http://schemas.microsoft.com/office/word/2010/wordprocessingDrawing" xmlns:wp="http://schemas.openxmlformats.org/drawingml/2006/wordprocessingDrawing" xmlns:w10="urn:schemas-microsoft-com:office:word" xmlns:w="http://schemas.openxmlformats.org/wordprocessingml/2006/main" xmlns:w14="http://schemas.microsoft.com/office/word/2010/wordml" xmlns:w15="http://schemas.microsoft.com/office/word/2012/wordml" xmlns:w16cex="http://schemas.microsoft.com/office/word/2018/wordml/cex" xmlns:w16cid="http://schemas.microsoft.com/office/word/2016/wordml/cid" xmlns:w16="http://schemas.microsoft.com/office/word/2018/wordml" xmlns:w16du="http://schemas.microsoft.com/office/word/2023/wordml/word16du" xmlns:w16sdtdh="http://schemas.microsoft.com/office/word/2020/wordml/sdtdatahash" xmlns:w16sdtfl="http://schemas.microsoft.com/office/word/2024/wordml/sdtformatlock" xmlns:w16se="http://schemas.microsoft.com/office/word/2015/wordml/symex" xmlns:wpg="http://schemas.microsoft.com/office/word/2010/wordprocessingGroup" xmlns:wpi="http://schemas.microsoft.com/office/word/2010/wordprocessingInk" xmlns:wne="http://schemas.microsoft.com/office/word/2006/wordml" xmlns:wps="http://schemas.microsoft.com/office/word/2010/wordprocessingShape" mc:Ignorable="w14 w15 w16se w16cid w16 w16cex w16sdtdh w16sdtfl w16du wp14">
   <w:p>
     <w:pPr>
-      <w:jc w:val="right"/>
+      <w:pBdr>
+        <w:top w:val="nil"/>
+        <w:left w:val="nil"/>
+        <w:bottom w:val="nil"/>
+        <w:right w:val="nil"/>
+        <w:between w:val="nil"/>
+      </w:pBdr>
+      <w:tabs>
+        <w:tab w:val="center" w:pos="4252"/>
+        <w:tab w:val="right" w:pos="8504"/>
+      </w:tabs>
+      <w:spacing w:after="0" w:line="240" w:lineRule="auto"/>
+      <w:rPr>
+        <w:rFonts w:ascii="Open Sans" w:hAnsi="Open Sans" w:cs="Open Sans"/>
+        <w:b/>
+        <w:color w:val="C00000"/>
+      </w:rPr>
     </w:pPr>
     <w:r>
       <w:rPr>
-        <w:rFonts w:ascii="Open Sans" w:cs="Open Sans" w:eastAsia="Open Sans" w:hAnsi="Open Sans"/>
-        <w:color w:val="767676"/>
-        <w:sz w:val="14"/>
-        <w:szCs w:val="14"/>
+        <w:color w:val="000000"/>
       </w:rPr>
-      <w:t xml:space="preserve">Fundación Libertad y Progreso  ·  </w:t>
+      <w:t xml:space="preserve"> </w:t>
     </w:r>
     <w:r>
       <w:rPr>
-        <w:rFonts w:ascii="Open Sans" w:cs="Open Sans" w:eastAsia="Open Sans" w:hAnsi="Open Sans"/>
-        <w:color w:val="767676"/>
-        <w:sz w:val="14"/>
-        <w:szCs w:val="14"/>
+        <w:b/>
+        <w:color w:val="C00000"/>
+      </w:rPr>
+      <w:tab/>
+    </w:r>
+    <w:r>
+      <w:rPr>
+        <w:b/>
+        <w:color w:val="C00000"/>
+      </w:rPr>
+      <w:tab/>
+    </w:r>
+    <w:r>
+      <w:rPr>
+        <w:b/>
+        <w:color w:val="C00000"/>
+      </w:rPr>
+      <w:tab/>
+    </w:r>
+    <w:r>
+      <w:rPr>
+        <w:rFonts w:ascii="Open Sans" w:eastAsia="Montserrat" w:hAnsi="Open Sans" w:cs="Open Sans"/>
+        <w:b/>
+        <w:color w:val="C00000"/>
       </w:rPr>
       <w:fldChar w:fldCharType="begin"/>
-      <w:instrText xml:space="preserve">PAGE</w:instrText>
+    </w:r>
+    <w:r>
+      <w:rPr>
+        <w:rFonts w:ascii="Open Sans" w:eastAsia="Montserrat" w:hAnsi="Open Sans" w:cs="Open Sans"/>
+        <w:b/>
+        <w:color w:val="C00000"/>
+      </w:rPr>
+      <w:instrText>PAGE</w:instrText>
+    </w:r>
+    <w:r>
+      <w:rPr>
+        <w:rFonts w:ascii="Open Sans" w:eastAsia="Montserrat" w:hAnsi="Open Sans" w:cs="Open Sans"/>
+        <w:b/>
+        <w:color w:val="C00000"/>
+      </w:rPr>
       <w:fldChar w:fldCharType="separate"/>
+    </w:r>
+    <w:r>
+      <w:rPr>
+        <w:rFonts w:ascii="Open Sans" w:eastAsia="Montserrat" w:hAnsi="Open Sans" w:cs="Open Sans"/>
+        <w:b/>
+        <w:noProof/>
+        <w:color w:val="C00000"/>
+      </w:rPr>
+      <w:t>7</w:t>
+    </w:r>
+    <w:r>
+      <w:rPr>
+        <w:rFonts w:ascii="Open Sans" w:eastAsia="Montserrat" w:hAnsi="Open Sans" w:cs="Open Sans"/>
+        <w:b/>
+        <w:color w:val="C00000"/>
+      </w:rPr>
       <w:fldChar w:fldCharType="end"/>
+    </w:r>
+    <w:r>
+      <w:rPr>
+        <w:rFonts w:ascii="Open Sans" w:hAnsi="Open Sans" w:cs="Open Sans"/>
+        <w:noProof/>
+        <w:lang w:val="es-419" w:eastAsia="es-419"/>
+      </w:rPr>
+      <mc:AlternateContent>
+        <mc:Choice Requires="wps">
+          <w:drawing>
+            <wp:anchor distT="0" distB="0" distL="0" distR="0" simplePos="0" relativeHeight="251661312" behindDoc="1" locked="0" layoutInCell="1" hidden="0" allowOverlap="1" wp14:anchorId="0BB5FBC9" wp14:editId="5F88F8F4">
+              <wp:simplePos x="0" y="0"/>
+              <wp:positionH relativeFrom="column">
+                <wp:posOffset>-1876424</wp:posOffset>
+              </wp:positionH>
+              <wp:positionV relativeFrom="paragraph">
+                <wp:posOffset>160020</wp:posOffset>
+              </wp:positionV>
+              <wp:extent cx="6600825" cy="704850"/>
+              <wp:effectExtent l="0" t="0" r="9525" b="0"/>
+              <wp:wrapNone/>
+              <wp:docPr id="2" name="Rectángulo 2"/>
+              <wp:cNvGraphicFramePr/>
+              <a:graphic xmlns:a="http://schemas.openxmlformats.org/drawingml/2006/main">
+                <a:graphicData uri="http://schemas.microsoft.com/office/word/2010/wordprocessingShape">
+                  <wps:wsp>
+                    <wps:cNvSpPr/>
+                    <wps:spPr>
+                      <a:xfrm>
+                        <a:off x="0" y="0"/>
+                        <a:ext cx="6600825" cy="704850"/>
+                      </a:xfrm>
+                      <a:prstGeom prst="rect">
+                        <a:avLst/>
+                      </a:prstGeom>
+                      <a:solidFill>
+                        <a:srgbClr val="DB0032"/>
+                      </a:solidFill>
+                      <a:ln>
+                        <a:noFill/>
+                      </a:ln>
+                    </wps:spPr>
+                    <wps:style>
+                      <a:lnRef idx="2">
+                        <a:schemeClr val="accent1">
+                          <a:shade val="50000"/>
+                        </a:schemeClr>
+                      </a:lnRef>
+                      <a:fillRef idx="1">
+                        <a:schemeClr val="accent1"/>
+                      </a:fillRef>
+                      <a:effectRef idx="0">
+                        <a:schemeClr val="accent1"/>
+                      </a:effectRef>
+                      <a:fontRef idx="minor">
+                        <a:schemeClr val="lt1"/>
+                      </a:fontRef>
+                    </wps:style>
+                    <wps:bodyPr rot="0" spcFirstLastPara="0" vertOverflow="overflow" horzOverflow="overflow" vert="horz" wrap="square" lIns="91440" tIns="45720" rIns="91440" bIns="45720" numCol="1" spcCol="0" rtlCol="0" fromWordArt="0" anchor="ctr" anchorCtr="0" forceAA="0" compatLnSpc="1">
+                      <a:prstTxWarp prst="textNoShape">
+                        <a:avLst/>
+                      </a:prstTxWarp>
+                      <a:noAutofit/>
+                    </wps:bodyPr>
+                  </wps:wsp>
+                </a:graphicData>
+              </a:graphic>
+            </wp:anchor>
+          </w:drawing>
+        </mc:Choice>
+        <mc:Fallback xmlns:sl="http://schemas.openxmlformats.org/schemaLibrary/2006/main" xmlns:a="http://schemas.openxmlformats.org/drawingml/2006/main" xmlns:pic="http://schemas.openxmlformats.org/drawingml/2006/picture" xmlns:c="http://schemas.openxmlformats.org/drawingml/2006/chart" xmlns:lc="http://schemas.openxmlformats.org/drawingml/2006/lockedCanvas" xmlns:dgm="http://schemas.openxmlformats.org/drawingml/2006/diagram">
+          <w:drawing>
+            <wp:anchor allowOverlap="1" behindDoc="1" distB="0" distT="0" distL="0" distR="0" hidden="0" layoutInCell="1" locked="0" relativeHeight="0" simplePos="0">
+              <wp:simplePos x="0" y="0"/>
+              <wp:positionH relativeFrom="column">
+                <wp:posOffset>-1876424</wp:posOffset>
+              </wp:positionH>
+              <wp:positionV relativeFrom="paragraph">
+                <wp:posOffset>160020</wp:posOffset>
+              </wp:positionV>
+              <wp:extent cx="6610350" cy="704850"/>
+              <wp:effectExtent b="0" l="0" r="0" t="0"/>
+              <wp:wrapNone/>
+              <wp:docPr id="2" name="image3.png"/>
+              <a:graphic>
+                <a:graphicData uri="http://schemas.openxmlformats.org/drawingml/2006/picture">
+                  <pic:pic>
+                    <pic:nvPicPr>
+                      <pic:cNvPr id="0" name="image3.png"/>
+                      <pic:cNvPicPr preferRelativeResize="0"/>
+                    </pic:nvPicPr>
+                    <pic:blipFill>
+                      <a:blip r:embed="rId1"/>
+                      <a:srcRect b="0" l="0" r="0" t="0"/>
+                      <a:stretch>
+                        <a:fillRect/>
+                      </a:stretch>
+                    </pic:blipFill>
+                    <pic:spPr>
+                      <a:xfrm>
+                        <a:off x="0" y="0"/>
+                        <a:ext cx="6610350" cy="704850"/>
+                      </a:xfrm>
+                      <a:prstGeom prst="rect"/>
+                      <a:ln/>
+                    </pic:spPr>
+                  </pic:pic>
+                </a:graphicData>
+              </a:graphic>
+            </wp:anchor>
+          </w:drawing>
+        </mc:Fallback>
+      </mc:AlternateContent>
+    </w:r>
+    <w:r>
+      <w:rPr>
+        <w:rFonts w:ascii="Open Sans" w:hAnsi="Open Sans" w:cs="Open Sans"/>
+        <w:noProof/>
+        <w:lang w:val="es-419" w:eastAsia="es-419"/>
+      </w:rPr>
+      <w:drawing>
+        <wp:anchor distT="0" distB="0" distL="0" distR="0" simplePos="0" relativeHeight="251662336" behindDoc="1" locked="0" layoutInCell="1" hidden="0" allowOverlap="1" wp14:anchorId="24C3858E" wp14:editId="7BE7550D">
+          <wp:simplePos x="0" y="0"/>
+          <wp:positionH relativeFrom="column">
+            <wp:posOffset>57150</wp:posOffset>
+          </wp:positionH>
+          <wp:positionV relativeFrom="paragraph">
+            <wp:posOffset>360045</wp:posOffset>
+          </wp:positionV>
+          <wp:extent cx="4381500" cy="259644"/>
+          <wp:effectExtent l="0" t="0" r="0" b="0"/>
+          <wp:wrapNone/>
+          <wp:docPr id="9" name="image9.png"/>
+          <wp:cNvGraphicFramePr/>
+          <a:graphic xmlns:a="http://schemas.openxmlformats.org/drawingml/2006/main">
+            <a:graphicData uri="http://schemas.openxmlformats.org/drawingml/2006/picture">
+              <pic:pic xmlns:pic="http://schemas.openxmlformats.org/drawingml/2006/picture">
+                <pic:nvPicPr>
+                  <pic:cNvPr id="0" name="image9.png"/>
+                  <pic:cNvPicPr preferRelativeResize="0"/>
+                </pic:nvPicPr>
+                <pic:blipFill>
+                  <a:blip r:embed="rId2"/>
+                  <a:srcRect/>
+                  <a:stretch>
+                    <a:fillRect/>
+                  </a:stretch>
+                </pic:blipFill>
+                <pic:spPr>
+                  <a:xfrm>
+                    <a:off x="0" y="0"/>
+                    <a:ext cx="4381500" cy="259644"/>
+                  </a:xfrm>
+                  <a:prstGeom prst="rect">
+                    <a:avLst/>
+                  </a:prstGeom>
+                  <a:ln/>
+                </pic:spPr>
+              </pic:pic>
+            </a:graphicData>
+          </a:graphic>
+        </wp:anchor>
+      </w:drawing>
+    </w:r>
+    <w:r>
+      <w:rPr>
+        <w:rFonts w:ascii="Open Sans" w:hAnsi="Open Sans" w:cs="Open Sans"/>
+        <w:noProof/>
+        <w:lang w:val="es-419" w:eastAsia="es-419"/>
+      </w:rPr>
+      <w:drawing>
+        <wp:anchor distT="0" distB="0" distL="0" distR="0" simplePos="0" relativeHeight="251663360" behindDoc="1" locked="0" layoutInCell="1" hidden="0" allowOverlap="1" wp14:anchorId="74B6C3F6" wp14:editId="2288B878">
+          <wp:simplePos x="0" y="0"/>
+          <wp:positionH relativeFrom="column">
+            <wp:posOffset>-3009899</wp:posOffset>
+          </wp:positionH>
+          <wp:positionV relativeFrom="paragraph">
+            <wp:posOffset>-953769</wp:posOffset>
+          </wp:positionV>
+          <wp:extent cx="3238500" cy="2857077"/>
+          <wp:effectExtent l="0" t="0" r="0" b="0"/>
+          <wp:wrapNone/>
+          <wp:docPr id="4" name="image1.png"/>
+          <wp:cNvGraphicFramePr/>
+          <a:graphic xmlns:a="http://schemas.openxmlformats.org/drawingml/2006/main">
+            <a:graphicData uri="http://schemas.openxmlformats.org/drawingml/2006/picture">
+              <pic:pic xmlns:pic="http://schemas.openxmlformats.org/drawingml/2006/picture">
+                <pic:nvPicPr>
+                  <pic:cNvPr id="0" name="image1.png"/>
+                  <pic:cNvPicPr preferRelativeResize="0"/>
+                </pic:nvPicPr>
+                <pic:blipFill>
+                  <a:blip r:embed="rId3"/>
+                  <a:srcRect/>
+                  <a:stretch>
+                    <a:fillRect/>
+                  </a:stretch>
+                </pic:blipFill>
+                <pic:spPr>
+                  <a:xfrm>
+                    <a:off x="0" y="0"/>
+                    <a:ext cx="3238500" cy="2857077"/>
+                  </a:xfrm>
+                  <a:prstGeom prst="rect">
+                    <a:avLst/>
+                  </a:prstGeom>
+                  <a:ln/>
+                </pic:spPr>
+              </pic:pic>
+            </a:graphicData>
+          </a:graphic>
+        </wp:anchor>
+      </w:drawing>
     </w:r>
   </w:p>
 </w:ftr>
 </file>
 
 <file path=word/footnotes.xml><?xml version="1.0" encoding="utf-8"?>
-<w:footnotes xmlns:wpc="http://schemas.microsoft.com/office/word/2010/wordprocessingCanvas" xmlns:mc="http://schemas.openxmlformats.org/markup-compatibility/2006" xmlns:o="urn:schemas-microsoft-com:office:office" xmlns:r="http://schemas.openxmlformats.org/officeDocument/2006/relationships" xmlns:m="http://schemas.openxmlformats.org/officeDocument/2006/math" xmlns:v="urn:schemas-microsoft-com:vml" xmlns:wp14="http://schemas.microsoft.com/office/word/2010/wordprocessingDrawing" xmlns:wp="http://schemas.openxmlformats.org/drawingml/2006/wordprocessingDrawing" xmlns:w10="urn:schemas-microsoft-com:office:word" xmlns:w="http://schemas.openxmlformats.org/wordprocessingml/2006/main" xmlns:w14="http://schemas.microsoft.com/office/word/2010/wordml" xmlns:w15="http://schemas.microsoft.com/office/word/2012/wordml" xmlns:wpg="http://schemas.microsoft.com/office/word/2010/wordprocessingGroup" xmlns:wpi="http://schemas.microsoft.com/office/word/2010/wordprocessingInk" xmlns:wne="http://schemas.microsoft.com/office/word/2006/wordml" xmlns:wps="http://schemas.microsoft.com/office/word/2010/wordprocessingShape" mc:Ignorable="w14 w15 wp14">
+<w:footnotes xmlns:wpc="http://schemas.microsoft.com/office/word/2010/wordprocessingCanvas" xmlns:cx="http://schemas.microsoft.com/office/drawing/2014/chartex" xmlns:cx1="http://schemas.microsoft.com/office/drawing/2015/9/8/chartex" xmlns:cx2="http://schemas.microsoft.com/office/drawing/2015/10/21/chartex" xmlns:cx3="http://schemas.microsoft.com/office/drawing/2016/5/9/chartex" xmlns:cx4="http://schemas.microsoft.com/office/drawing/2016/5/10/chartex" xmlns:cx5="http://schemas.microsoft.com/office/drawing/2016/5/11/chartex" xmlns:cx6="http://schemas.microsoft.com/office/drawing/2016/5/12/chartex" xmlns:cx7="http://schemas.microsoft.com/office/drawing/2016/5/13/chartex" xmlns:cx8="http://schemas.microsoft.com/office/drawing/2016/5/14/chartex" xmlns:mc="http://schemas.openxmlformats.org/markup-compatibility/2006" xmlns:aink="http://schemas.microsoft.com/office/drawing/2016/ink" xmlns:am3d="http://schemas.microsoft.com/office/drawing/2017/model3d" xmlns:o="urn:schemas-microsoft-com:office:office" xmlns:oel="http://schemas.microsoft.com/office/2019/extlst" xmlns:r="http://schemas.openxmlformats.org/officeDocument/2006/relationships" xmlns:m="http://schemas.openxmlformats.org/officeDocument/2006/math" xmlns:v="urn:schemas-microsoft-com:vml" xmlns:wp14="http://schemas.microsoft.com/office/word/2010/wordprocessingDrawing" xmlns:wp="http://schemas.openxmlformats.org/drawingml/2006/wordprocessingDrawing" xmlns:w10="urn:schemas-microsoft-com:office:word" xmlns:w="http://schemas.openxmlformats.org/wordprocessingml/2006/main" xmlns:w14="http://schemas.microsoft.com/office/word/2010/wordml" xmlns:w15="http://schemas.microsoft.com/office/word/2012/wordml" xmlns:w16cex="http://schemas.microsoft.com/office/word/2018/wordml/cex" xmlns:w16cid="http://schemas.microsoft.com/office/word/2016/wordml/cid" xmlns:w16="http://schemas.microsoft.com/office/word/2018/wordml" xmlns:w16du="http://schemas.microsoft.com/office/word/2023/wordml/word16du" xmlns:w16sdtdh="http://schemas.microsoft.com/office/word/2020/wordml/sdtdatahash" xmlns:w16sdtfl="http://schemas.microsoft.com/office/word/2024/wordml/sdtformatlock" xmlns:w16se="http://schemas.microsoft.com/office/word/2015/wordml/symex" xmlns:wpg="http://schemas.microsoft.com/office/word/2010/wordprocessingGroup" xmlns:wpi="http://schemas.microsoft.com/office/word/2010/wordprocessingInk" xmlns:wne="http://schemas.microsoft.com/office/word/2006/wordml" xmlns:wps="http://schemas.microsoft.com/office/word/2010/wordprocessingShape" mc:Ignorable="w14 w15 w16se w16cid w16 w16cex w16sdtdh w16sdtfl w16du wp14">
   <w:footnote w:type="separator" w:id="-1">
     <w:p>
       <w:pPr>
         <w:spacing w:after="0" w:line="240" w:lineRule="auto"/>
       </w:pPr>
-      <w:r>
-        <w:rPr>
-          <w:rStyle w:val="FootnoteReference"/>
-        </w:rPr>
-        <w:footnoteRef/>
-      </w:r>
       <w:r>
         <w:separator/>
       </w:r>
@@ -5958,12 +6167,6 @@
       <w:pPr>
         <w:spacing w:after="0" w:line="240" w:lineRule="auto"/>
       </w:pPr>
-      <w:r>
-        <w:rPr>
-          <w:rStyle w:val="FootnoteReference"/>
-        </w:rPr>
-        <w:footnoteRef/>
-      </w:r>
       <w:r>
         <w:continuationSeparator/>
       </w:r>
@@ -5973,274 +6176,1259 @@
 </file>
 
 <file path=word/header1.xml><?xml version="1.0" encoding="utf-8"?>
-<w:hdr xmlns:wpc="http://schemas.microsoft.com/office/word/2010/wordprocessingCanvas" xmlns:mc="http://schemas.openxmlformats.org/markup-compatibility/2006" xmlns:o="urn:schemas-microsoft-com:office:office" xmlns:r="http://schemas.openxmlformats.org/officeDocument/2006/relationships" xmlns:m="http://schemas.openxmlformats.org/officeDocument/2006/math" xmlns:v="urn:schemas-microsoft-com:vml" xmlns:wp14="http://schemas.microsoft.com/office/word/2010/wordprocessingDrawing" xmlns:wp="http://schemas.openxmlformats.org/drawingml/2006/wordprocessingDrawing" xmlns:w10="urn:schemas-microsoft-com:office:word" xmlns:w="http://schemas.openxmlformats.org/wordprocessingml/2006/main" xmlns:w14="http://schemas.microsoft.com/office/word/2010/wordml" xmlns:w15="http://schemas.microsoft.com/office/word/2012/wordml" xmlns:wpg="http://schemas.microsoft.com/office/word/2010/wordprocessingGroup" xmlns:wpi="http://schemas.microsoft.com/office/word/2010/wordprocessingInk" xmlns:wne="http://schemas.microsoft.com/office/word/2006/wordml" xmlns:wps="http://schemas.microsoft.com/office/word/2010/wordprocessingShape" xmlns:cx="http://schemas.microsoft.com/office/drawing/2014/chartex" xmlns:cx1="http://schemas.microsoft.com/office/drawing/2015/9/8/chartex" xmlns:cx2="http://schemas.microsoft.com/office/drawing/2015/10/21/chartex" xmlns:cx3="http://schemas.microsoft.com/office/drawing/2016/5/9/chartex" xmlns:cx4="http://schemas.microsoft.com/office/drawing/2016/5/10/chartex" xmlns:cx5="http://schemas.microsoft.com/office/drawing/2016/5/11/chartex" xmlns:cx6="http://schemas.microsoft.com/office/drawing/2016/5/12/chartex" xmlns:cx7="http://schemas.microsoft.com/office/drawing/2016/5/13/chartex" xmlns:cx8="http://schemas.microsoft.com/office/drawing/2016/5/14/chartex" xmlns:w16cid="http://schemas.microsoft.com/office/word/2016/wordml/cid" xmlns:w16se="http://schemas.microsoft.com/office/word/2015/wordml/symex">
+<w:hdr xmlns:wpc="http://schemas.microsoft.com/office/word/2010/wordprocessingCanvas" xmlns:cx="http://schemas.microsoft.com/office/drawing/2014/chartex" xmlns:cx1="http://schemas.microsoft.com/office/drawing/2015/9/8/chartex" xmlns:cx2="http://schemas.microsoft.com/office/drawing/2015/10/21/chartex" xmlns:cx3="http://schemas.microsoft.com/office/drawing/2016/5/9/chartex" xmlns:cx4="http://schemas.microsoft.com/office/drawing/2016/5/10/chartex" xmlns:cx5="http://schemas.microsoft.com/office/drawing/2016/5/11/chartex" xmlns:cx6="http://schemas.microsoft.com/office/drawing/2016/5/12/chartex" xmlns:cx7="http://schemas.microsoft.com/office/drawing/2016/5/13/chartex" xmlns:cx8="http://schemas.microsoft.com/office/drawing/2016/5/14/chartex" xmlns:mc="http://schemas.openxmlformats.org/markup-compatibility/2006" xmlns:aink="http://schemas.microsoft.com/office/drawing/2016/ink" xmlns:am3d="http://schemas.microsoft.com/office/drawing/2017/model3d" xmlns:o="urn:schemas-microsoft-com:office:office" xmlns:oel="http://schemas.microsoft.com/office/2019/extlst" xmlns:r="http://schemas.openxmlformats.org/officeDocument/2006/relationships" xmlns:m="http://schemas.openxmlformats.org/officeDocument/2006/math" xmlns:v="urn:schemas-microsoft-com:vml" xmlns:wp14="http://schemas.microsoft.com/office/word/2010/wordprocessingDrawing" xmlns:wp="http://schemas.openxmlformats.org/drawingml/2006/wordprocessingDrawing" xmlns:w10="urn:schemas-microsoft-com:office:word" xmlns:w="http://schemas.openxmlformats.org/wordprocessingml/2006/main" xmlns:w14="http://schemas.microsoft.com/office/word/2010/wordml" xmlns:w15="http://schemas.microsoft.com/office/word/2012/wordml" xmlns:w16cex="http://schemas.microsoft.com/office/word/2018/wordml/cex" xmlns:w16cid="http://schemas.microsoft.com/office/word/2016/wordml/cid" xmlns:w16="http://schemas.microsoft.com/office/word/2018/wordml" xmlns:w16du="http://schemas.microsoft.com/office/word/2023/wordml/word16du" xmlns:w16sdtdh="http://schemas.microsoft.com/office/word/2020/wordml/sdtdatahash" xmlns:w16sdtfl="http://schemas.microsoft.com/office/word/2024/wordml/sdtformatlock" xmlns:w16se="http://schemas.microsoft.com/office/word/2015/wordml/symex" xmlns:wpg="http://schemas.microsoft.com/office/word/2010/wordprocessingGroup" xmlns:wpi="http://schemas.microsoft.com/office/word/2010/wordprocessingInk" xmlns:wne="http://schemas.microsoft.com/office/word/2006/wordml" xmlns:wps="http://schemas.microsoft.com/office/word/2010/wordprocessingShape" mc:Ignorable="w14 w15 w16se w16cid w16 w16cex w16sdtdh w16sdtfl w16du wp14">
   <w:p>
     <w:pPr>
       <w:pBdr>
-        <w:bottom w:val="single" w:color="D9D9D9" w:sz="4" w:space="2"/>
+        <w:bottom w:val="single" w:sz="8" w:space="1" w:color="7F7F7F" w:themeColor="text1" w:themeTint="80"/>
       </w:pBdr>
-      <w:tabs>
-        <w:tab w:val="right" w:pos="9360"/>
-      </w:tabs>
+      <w:jc w:val="both"/>
+      <w:rPr>
+        <w:rFonts w:ascii="Open Sans" w:eastAsia="Open Sans" w:hAnsi="Open Sans" w:cs="Open Sans"/>
+        <w:b/>
+        <w:color w:val="808080" w:themeColor="background1" w:themeShade="80"/>
+        <w:sz w:val="20"/>
+        <w:szCs w:val="20"/>
+      </w:rPr>
     </w:pPr>
     <w:r>
       <w:rPr>
-        <w:rFonts w:ascii="Open Sans" w:cs="Open Sans" w:eastAsia="Open Sans" w:hAnsi="Open Sans"/>
+        <w:rFonts w:ascii="Open Sans" w:eastAsia="Open Sans" w:hAnsi="Open Sans" w:cs="Open Sans"/>
         <w:b/>
-        <w:bCs/>
-        <w:color w:val="C1121C"/>
-        <w:sz w:val="15"/>
-        <w:szCs w:val="15"/>
+        <w:color w:val="808080" w:themeColor="background1" w:themeShade="80"/>
+        <w:sz w:val="20"/>
+        <w:szCs w:val="20"/>
       </w:rPr>
-      <w:t xml:space="preserve">INFORME DE POLÍTICAS PÚBLICAS</w:t>
+      <w:t>INFORME DE POLÍTICAS PÚBLICAS</w:t>
     </w:r>
     <w:r>
       <w:rPr>
-        <w:rFonts w:ascii="Open Sans" w:cs="Open Sans" w:eastAsia="Open Sans" w:hAnsi="Open Sans"/>
-        <w:color w:val="767676"/>
-        <w:sz w:val="15"/>
-        <w:szCs w:val="15"/>
+        <w:noProof/>
+        <w:sz w:val="20"/>
+        <w:szCs w:val="20"/>
+        <w:lang w:val="es-419" w:eastAsia="es-419"/>
       </w:rPr>
-      <w:t xml:space="preserve">	MIA · Expansión internacional y financiamiento</w:t>
+      <mc:AlternateContent>
+        <mc:Choice Requires="wps">
+          <w:drawing>
+            <wp:anchor distT="0" distB="0" distL="114300" distR="114300" simplePos="0" relativeHeight="251665408" behindDoc="0" locked="0" layoutInCell="1" hidden="0" allowOverlap="1" wp14:anchorId="274EEB37" wp14:editId="19A256E7">
+              <wp:simplePos x="0" y="0"/>
+              <wp:positionH relativeFrom="column">
+                <wp:posOffset>-1390649</wp:posOffset>
+              </wp:positionH>
+              <wp:positionV relativeFrom="paragraph">
+                <wp:posOffset>-457199</wp:posOffset>
+              </wp:positionV>
+              <wp:extent cx="826135" cy="915035"/>
+              <wp:effectExtent l="0" t="0" r="0" b="0"/>
+              <wp:wrapNone/>
+              <wp:docPr id="13" name="Rectángulo 13"/>
+              <wp:cNvGraphicFramePr/>
+              <a:graphic xmlns:a="http://schemas.openxmlformats.org/drawingml/2006/main">
+                <a:graphicData uri="http://schemas.microsoft.com/office/word/2010/wordprocessingShape">
+                  <wps:wsp>
+                    <wps:cNvSpPr/>
+                    <wps:spPr>
+                      <a:xfrm>
+                        <a:off x="0" y="0"/>
+                        <a:ext cx="826135" cy="915035"/>
+                      </a:xfrm>
+                      <a:prstGeom prst="rect">
+                        <a:avLst/>
+                      </a:prstGeom>
+                      <a:solidFill>
+                        <a:srgbClr val="DB0032"/>
+                      </a:solidFill>
+                      <a:ln>
+                        <a:noFill/>
+                      </a:ln>
+                    </wps:spPr>
+                    <wps:style>
+                      <a:lnRef idx="2">
+                        <a:schemeClr val="accent1">
+                          <a:shade val="50000"/>
+                        </a:schemeClr>
+                      </a:lnRef>
+                      <a:fillRef idx="1">
+                        <a:schemeClr val="accent1"/>
+                      </a:fillRef>
+                      <a:effectRef idx="0">
+                        <a:schemeClr val="accent1"/>
+                      </a:effectRef>
+                      <a:fontRef idx="minor">
+                        <a:schemeClr val="lt1"/>
+                      </a:fontRef>
+                    </wps:style>
+                    <wps:bodyPr rot="0" spcFirstLastPara="0" vertOverflow="overflow" horzOverflow="overflow" vert="horz" wrap="square" lIns="91440" tIns="45720" rIns="91440" bIns="45720" numCol="1" spcCol="0" rtlCol="0" fromWordArt="0" anchor="ctr" anchorCtr="0" forceAA="0" compatLnSpc="1">
+                      <a:prstTxWarp prst="textNoShape">
+                        <a:avLst/>
+                      </a:prstTxWarp>
+                      <a:noAutofit/>
+                    </wps:bodyPr>
+                  </wps:wsp>
+                </a:graphicData>
+              </a:graphic>
+            </wp:anchor>
+          </w:drawing>
+        </mc:Choice>
+        <mc:Fallback>
+          <w:pict>
+            <v:rect w14:anchorId="0BEB9CC4" id="Rectángulo 13" o:spid="_x0000_s1026" style="position:absolute;margin-left:-109.5pt;margin-top:-36pt;width:65.05pt;height:72.05pt;z-index:251665408;visibility:visible;mso-wrap-style:square;mso-wrap-distance-left:9pt;mso-wrap-distance-top:0;mso-wrap-distance-right:9pt;mso-wrap-distance-bottom:0;mso-position-horizontal:absolute;mso-position-horizontal-relative:text;mso-position-vertical:absolute;mso-position-vertical-relative:text;v-text-anchor:middle" o:gfxdata="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" fillcolor="#db0032" stroked="f" strokeweight="2pt"/>
+          </w:pict>
+        </mc:Fallback>
+      </mc:AlternateContent>
+    </w:r>
+    <w:r>
+      <w:rPr>
+        <w:noProof/>
+        <w:sz w:val="20"/>
+        <w:szCs w:val="20"/>
+        <w:lang w:val="es-419" w:eastAsia="es-419"/>
+      </w:rPr>
+      <w:drawing>
+        <wp:anchor distT="0" distB="0" distL="114300" distR="114300" simplePos="0" relativeHeight="251666432" behindDoc="0" locked="0" layoutInCell="1" hidden="0" allowOverlap="1" wp14:anchorId="03EC9F0F" wp14:editId="279EAC56">
+          <wp:simplePos x="0" y="0"/>
+          <wp:positionH relativeFrom="column">
+            <wp:posOffset>-1390650</wp:posOffset>
+          </wp:positionH>
+          <wp:positionV relativeFrom="paragraph">
+            <wp:posOffset>-304799</wp:posOffset>
+          </wp:positionV>
+          <wp:extent cx="827593" cy="729712"/>
+          <wp:effectExtent l="0" t="0" r="0" b="0"/>
+          <wp:wrapNone/>
+          <wp:docPr id="14" name="image4.png"/>
+          <wp:cNvGraphicFramePr/>
+          <a:graphic xmlns:a="http://schemas.openxmlformats.org/drawingml/2006/main">
+            <a:graphicData uri="http://schemas.openxmlformats.org/drawingml/2006/picture">
+              <pic:pic xmlns:pic="http://schemas.openxmlformats.org/drawingml/2006/picture">
+                <pic:nvPicPr>
+                  <pic:cNvPr id="0" name="image4.png"/>
+                  <pic:cNvPicPr preferRelativeResize="0"/>
+                </pic:nvPicPr>
+                <pic:blipFill>
+                  <a:blip r:embed="rId1"/>
+                  <a:srcRect/>
+                  <a:stretch>
+                    <a:fillRect/>
+                  </a:stretch>
+                </pic:blipFill>
+                <pic:spPr>
+                  <a:xfrm>
+                    <a:off x="0" y="0"/>
+                    <a:ext cx="827593" cy="729712"/>
+                  </a:xfrm>
+                  <a:prstGeom prst="rect">
+                    <a:avLst/>
+                  </a:prstGeom>
+                  <a:ln/>
+                </pic:spPr>
+              </pic:pic>
+            </a:graphicData>
+          </a:graphic>
+        </wp:anchor>
+      </w:drawing>
+    </w:r>
+    <w:r>
+      <w:rPr>
+        <w:noProof/>
+        <w:sz w:val="20"/>
+        <w:szCs w:val="20"/>
+        <w:lang w:val="es-419" w:eastAsia="es-419"/>
+      </w:rPr>
+      <w:drawing>
+        <wp:anchor distT="0" distB="0" distL="114300" distR="114300" simplePos="0" relativeHeight="251667456" behindDoc="0" locked="0" layoutInCell="1" hidden="0" allowOverlap="1" wp14:anchorId="0D462754" wp14:editId="575F6AF3">
+          <wp:simplePos x="0" y="0"/>
+          <wp:positionH relativeFrom="column">
+            <wp:posOffset>-1390649</wp:posOffset>
+          </wp:positionH>
+          <wp:positionV relativeFrom="paragraph">
+            <wp:posOffset>771525</wp:posOffset>
+          </wp:positionV>
+          <wp:extent cx="848360" cy="342900"/>
+          <wp:effectExtent l="0" t="0" r="0" b="0"/>
+          <wp:wrapSquare wrapText="bothSides" distT="0" distB="0" distL="114300" distR="114300"/>
+          <wp:docPr id="15" name="image6.png" descr="Colaborá con Libertad y Progreso - Fundación Libertad Y Progreso"/>
+          <wp:cNvGraphicFramePr/>
+          <a:graphic xmlns:a="http://schemas.openxmlformats.org/drawingml/2006/main">
+            <a:graphicData uri="http://schemas.openxmlformats.org/drawingml/2006/picture">
+              <pic:pic xmlns:pic="http://schemas.openxmlformats.org/drawingml/2006/picture">
+                <pic:nvPicPr>
+                  <pic:cNvPr id="0" name="image6.png" descr="Colaborá con Libertad y Progreso - Fundación Libertad Y Progreso"/>
+                  <pic:cNvPicPr preferRelativeResize="0"/>
+                </pic:nvPicPr>
+                <pic:blipFill>
+                  <a:blip r:embed="rId2"/>
+                  <a:srcRect l="25959" t="24303" r="7277" b="6831"/>
+                  <a:stretch>
+                    <a:fillRect/>
+                  </a:stretch>
+                </pic:blipFill>
+                <pic:spPr>
+                  <a:xfrm>
+                    <a:off x="0" y="0"/>
+                    <a:ext cx="848360" cy="342900"/>
+                  </a:xfrm>
+                  <a:prstGeom prst="rect">
+                    <a:avLst/>
+                  </a:prstGeom>
+                  <a:ln/>
+                </pic:spPr>
+              </pic:pic>
+            </a:graphicData>
+          </a:graphic>
+        </wp:anchor>
+      </w:drawing>
+    </w:r>
+    <w:r>
+      <w:rPr>
+        <w:rFonts w:ascii="Open Sans" w:eastAsia="Open Sans" w:hAnsi="Open Sans" w:cs="Open Sans"/>
+        <w:b/>
+        <w:color w:val="808080" w:themeColor="background1" w:themeShade="80"/>
+        <w:sz w:val="20"/>
+        <w:szCs w:val="20"/>
+      </w:rPr>
+      <w:tab/>
+    </w:r>
+    <w:r>
+      <w:rPr>
+        <w:rFonts w:ascii="Open Sans" w:eastAsia="Open Sans" w:hAnsi="Open Sans" w:cs="Open Sans"/>
+        <w:b/>
+        <w:color w:val="808080" w:themeColor="background1" w:themeShade="80"/>
+        <w:sz w:val="20"/>
+        <w:szCs w:val="20"/>
+      </w:rPr>
+      <w:tab/>
+    </w:r>
+    <w:r>
+      <w:rPr>
+        <w:rFonts w:ascii="Open Sans" w:eastAsia="Open Sans" w:hAnsi="Open Sans" w:cs="Open Sans"/>
+        <w:b/>
+        <w:color w:val="808080" w:themeColor="background1" w:themeShade="80"/>
+        <w:sz w:val="20"/>
+        <w:szCs w:val="20"/>
+      </w:rPr>
+      <w:tab/>
+    </w:r>
+    <w:r>
+      <w:rPr>
+        <w:rFonts w:ascii="Open Sans" w:eastAsia="Open Sans" w:hAnsi="Open Sans" w:cs="Open Sans"/>
+        <w:b/>
+        <w:color w:val="808080" w:themeColor="background1" w:themeShade="80"/>
+        <w:sz w:val="20"/>
+        <w:szCs w:val="20"/>
+      </w:rPr>
+      <w:tab/>
+      <w:t xml:space="preserve">         </w:t>
+    </w:r>
+    <w:r>
+      <w:rPr>
+        <w:rFonts w:ascii="Open Sans" w:eastAsia="Open Sans" w:hAnsi="Open Sans" w:cs="Open Sans"/>
+        <w:b/>
+        <w:color w:val="808080" w:themeColor="background1" w:themeShade="80"/>
+        <w:sz w:val="20"/>
+        <w:szCs w:val="20"/>
+      </w:rPr>
+    </w:r>
+    <w:r>
+      <w:rPr>
+        <w:rFonts w:ascii="Open Sans" w:eastAsia="Open Sans" w:hAnsi="Open Sans" w:cs="Open Sans"/>
+        <w:b/>
+        <w:color w:val="808080" w:themeColor="background1" w:themeShade="80"/>
+        <w:sz w:val="20"/>
+        <w:szCs w:val="20"/>
+      </w:rPr>
+    </w:r>
+    <w:r>
+      <w:rPr>
+        <w:noProof/>
+        <w:lang w:val="es-419" w:eastAsia="es-419"/>
+      </w:rPr>
+    </w:r>
+    <w:r>
+      <w:rPr>
+        <w:noProof/>
+        <w:lang w:val="es-419" w:eastAsia="es-419"/>
+      </w:rPr>
+    </w:r>
+    <w:r>
+      <w:rPr>
+        <w:noProof/>
+        <w:lang w:val="es-419" w:eastAsia="es-419"/>
+      </w:rPr>
+    </w:r>
+    <w:r>
+      <w:rPr>
+        <w:rFonts w:ascii="Open Sans" w:eastAsia="Open Sans" w:hAnsi="Open Sans" w:cs="Open Sans"/>
+        <w:b/>
+        <w:color w:val="808080" w:themeColor="background1" w:themeShade="80"/>
+        <w:sz w:val="20"/>
+        <w:szCs w:val="20"/>
+      </w:rPr>
     </w:r>
   </w:p>
 </w:hdr>
 </file>
 
 <file path=word/numbering.xml><?xml version="1.0" encoding="utf-8"?>
-<w:numbering xmlns:wpc="http://schemas.microsoft.com/office/word/2010/wordprocessingCanvas" xmlns:mc="http://schemas.openxmlformats.org/markup-compatibility/2006" xmlns:o="urn:schemas-microsoft-com:office:office" xmlns:r="http://schemas.openxmlformats.org/officeDocument/2006/relationships" xmlns:m="http://schemas.openxmlformats.org/officeDocument/2006/math" xmlns:v="urn:schemas-microsoft-com:vml" xmlns:wp14="http://schemas.microsoft.com/office/word/2010/wordprocessingDrawing" xmlns:wp="http://schemas.openxmlformats.org/drawingml/2006/wordprocessingDrawing" xmlns:w10="urn:schemas-microsoft-com:office:word" xmlns:w="http://schemas.openxmlformats.org/wordprocessingml/2006/main" xmlns:w14="http://schemas.microsoft.com/office/word/2010/wordml" xmlns:w15="http://schemas.microsoft.com/office/word/2012/wordml" xmlns:wpg="http://schemas.microsoft.com/office/word/2010/wordprocessingGroup" xmlns:wpi="http://schemas.microsoft.com/office/word/2010/wordprocessingInk" xmlns:wne="http://schemas.microsoft.com/office/word/2006/wordml" xmlns:wps="http://schemas.microsoft.com/office/word/2010/wordprocessingShape" mc:Ignorable="w14 w15 wp14">
-  <w:abstractNum w:abstractNumId="1" w15:restartNumberingAfterBreak="0">
+<w:numbering xmlns:wpc="http://schemas.microsoft.com/office/word/2010/wordprocessingCanvas" xmlns:cx="http://schemas.microsoft.com/office/drawing/2014/chartex" xmlns:cx1="http://schemas.microsoft.com/office/drawing/2015/9/8/chartex" xmlns:cx2="http://schemas.microsoft.com/office/drawing/2015/10/21/chartex" xmlns:cx3="http://schemas.microsoft.com/office/drawing/2016/5/9/chartex" xmlns:cx4="http://schemas.microsoft.com/office/drawing/2016/5/10/chartex" xmlns:cx5="http://schemas.microsoft.com/office/drawing/2016/5/11/chartex" xmlns:cx6="http://schemas.microsoft.com/office/drawing/2016/5/12/chartex" xmlns:cx7="http://schemas.microsoft.com/office/drawing/2016/5/13/chartex" xmlns:cx8="http://schemas.microsoft.com/office/drawing/2016/5/14/chartex" xmlns:mc="http://schemas.openxmlformats.org/markup-compatibility/2006" xmlns:aink="http://schemas.microsoft.com/office/drawing/2016/ink" xmlns:am3d="http://schemas.microsoft.com/office/drawing/2017/model3d" xmlns:o="urn:schemas-microsoft-com:office:office" xmlns:oel="http://schemas.microsoft.com/office/2019/extlst" xmlns:r="http://schemas.openxmlformats.org/officeDocument/2006/relationships" xmlns:m="http://schemas.openxmlformats.org/officeDocument/2006/math" xmlns:v="urn:schemas-microsoft-com:vml" xmlns:wp14="http://schemas.microsoft.com/office/word/2010/wordprocessingDrawing" xmlns:wp="http://schemas.openxmlformats.org/drawingml/2006/wordprocessingDrawing" xmlns:w10="urn:schemas-microsoft-com:office:word" xmlns:w="http://schemas.openxmlformats.org/wordprocessingml/2006/main" xmlns:w14="http://schemas.microsoft.com/office/word/2010/wordml" xmlns:w15="http://schemas.microsoft.com/office/word/2012/wordml" xmlns:w16cex="http://schemas.microsoft.com/office/word/2018/wordml/cex" xmlns:w16cid="http://schemas.microsoft.com/office/word/2016/wordml/cid" xmlns:w16="http://schemas.microsoft.com/office/word/2018/wordml" xmlns:w16du="http://schemas.microsoft.com/office/word/2023/wordml/word16du" xmlns:w16sdtdh="http://schemas.microsoft.com/office/word/2020/wordml/sdtdatahash" xmlns:w16sdtfl="http://schemas.microsoft.com/office/word/2024/wordml/sdtformatlock" xmlns:w16se="http://schemas.microsoft.com/office/word/2015/wordml/symex" xmlns:wpg="http://schemas.microsoft.com/office/word/2010/wordprocessingGroup" xmlns:wpi="http://schemas.microsoft.com/office/word/2010/wordprocessingInk" xmlns:wne="http://schemas.microsoft.com/office/word/2006/wordml" xmlns:wps="http://schemas.microsoft.com/office/word/2010/wordprocessingShape" mc:Ignorable="w14 w15 w16se w16cid w16 w16cex w16sdtdh w16sdtfl w16du wp14">
+  <w:abstractNum w:abstractNumId="0" w15:restartNumberingAfterBreak="0">
+    <w:nsid w:val="0F777AEA"/>
     <w:multiLevelType w:val="hybridMultilevel"/>
-    <w:lvl w:ilvl="0" w15:tentative="1">
+    <w:tmpl w:val="8A1848D6"/>
+    <w:lvl w:ilvl="0" w:tplc="580A0001">
       <w:start w:val="1"/>
       <w:numFmt w:val="bullet"/>
-      <w:lvlText w:val="●"/>
+      <w:lvlText w:val=""/>
       <w:lvlJc w:val="left"/>
       <w:pPr>
-        <w:ind w:left="720" w:hanging="360"/>
-      </w:pPr>
+        <w:ind w:left="2421" w:hanging="360"/>
+      </w:pPr>
+      <w:rPr>
+        <w:rFonts w:ascii="Symbol" w:hAnsi="Symbol" w:hint="default"/>
+      </w:rPr>
     </w:lvl>
-    <w:lvl w:ilvl="1" w15:tentative="1">
+    <w:lvl w:ilvl="1" w:tplc="580A0003" w:tentative="1">
       <w:start w:val="1"/>
       <w:numFmt w:val="bullet"/>
-      <w:lvlText w:val="○"/>
+      <w:lvlText w:val="o"/>
       <w:lvlJc w:val="left"/>
       <w:pPr>
-        <w:ind w:left="1440" w:hanging="360"/>
-      </w:pPr>
+        <w:ind w:left="3141" w:hanging="360"/>
+      </w:pPr>
+      <w:rPr>
+        <w:rFonts w:ascii="Courier New" w:hAnsi="Courier New" w:cs="Courier New" w:hint="default"/>
+      </w:rPr>
     </w:lvl>
-    <w:lvl w:ilvl="2" w15:tentative="1">
+    <w:lvl w:ilvl="2" w:tplc="580A0005" w:tentative="1">
       <w:start w:val="1"/>
       <w:numFmt w:val="bullet"/>
-      <w:lvlText w:val="■"/>
+      <w:lvlText w:val=""/>
       <w:lvlJc w:val="left"/>
       <w:pPr>
-        <w:ind w:left="2160" w:hanging="360"/>
-      </w:pPr>
+        <w:ind w:left="3861" w:hanging="360"/>
+      </w:pPr>
+      <w:rPr>
+        <w:rFonts w:ascii="Wingdings" w:hAnsi="Wingdings" w:hint="default"/>
+      </w:rPr>
     </w:lvl>
-    <w:lvl w:ilvl="3" w15:tentative="1">
+    <w:lvl w:ilvl="3" w:tplc="580A0001" w:tentative="1">
       <w:start w:val="1"/>
       <w:numFmt w:val="bullet"/>
-      <w:lvlText w:val="●"/>
+      <w:lvlText w:val=""/>
       <w:lvlJc w:val="left"/>
       <w:pPr>
-        <w:ind w:left="2880" w:hanging="360"/>
-      </w:pPr>
+        <w:ind w:left="4581" w:hanging="360"/>
+      </w:pPr>
+      <w:rPr>
+        <w:rFonts w:ascii="Symbol" w:hAnsi="Symbol" w:hint="default"/>
+      </w:rPr>
     </w:lvl>
-    <w:lvl w:ilvl="4" w15:tentative="1">
+    <w:lvl w:ilvl="4" w:tplc="580A0003" w:tentative="1">
       <w:start w:val="1"/>
       <w:numFmt w:val="bullet"/>
-      <w:lvlText w:val="○"/>
+      <w:lvlText w:val="o"/>
       <w:lvlJc w:val="left"/>
       <w:pPr>
-        <w:ind w:left="3600" w:hanging="360"/>
-      </w:pPr>
+        <w:ind w:left="5301" w:hanging="360"/>
+      </w:pPr>
+      <w:rPr>
+        <w:rFonts w:ascii="Courier New" w:hAnsi="Courier New" w:cs="Courier New" w:hint="default"/>
+      </w:rPr>
     </w:lvl>
-    <w:lvl w:ilvl="5" w15:tentative="1">
+    <w:lvl w:ilvl="5" w:tplc="580A0005" w:tentative="1">
       <w:start w:val="1"/>
       <w:numFmt w:val="bullet"/>
-      <w:lvlText w:val="■"/>
+      <w:lvlText w:val=""/>
       <w:lvlJc w:val="left"/>
       <w:pPr>
-        <w:ind w:left="4320" w:hanging="360"/>
-      </w:pPr>
+        <w:ind w:left="6021" w:hanging="360"/>
+      </w:pPr>
+      <w:rPr>
+        <w:rFonts w:ascii="Wingdings" w:hAnsi="Wingdings" w:hint="default"/>
+      </w:rPr>
     </w:lvl>
-    <w:lvl w:ilvl="6" w15:tentative="1">
+    <w:lvl w:ilvl="6" w:tplc="580A0001" w:tentative="1">
       <w:start w:val="1"/>
       <w:numFmt w:val="bullet"/>
-      <w:lvlText w:val="●"/>
+      <w:lvlText w:val=""/>
       <w:lvlJc w:val="left"/>
       <w:pPr>
-        <w:ind w:left="5040" w:hanging="360"/>
-      </w:pPr>
+        <w:ind w:left="6741" w:hanging="360"/>
+      </w:pPr>
+      <w:rPr>
+        <w:rFonts w:ascii="Symbol" w:hAnsi="Symbol" w:hint="default"/>
+      </w:rPr>
     </w:lvl>
-    <w:lvl w:ilvl="7" w15:tentative="1">
+    <w:lvl w:ilvl="7" w:tplc="580A0003" w:tentative="1">
       <w:start w:val="1"/>
       <w:numFmt w:val="bullet"/>
-      <w:lvlText w:val="●"/>
+      <w:lvlText w:val="o"/>
       <w:lvlJc w:val="left"/>
       <w:pPr>
-        <w:ind w:left="5760" w:hanging="360"/>
-      </w:pPr>
+        <w:ind w:left="7461" w:hanging="360"/>
+      </w:pPr>
+      <w:rPr>
+        <w:rFonts w:ascii="Courier New" w:hAnsi="Courier New" w:cs="Courier New" w:hint="default"/>
+      </w:rPr>
     </w:lvl>
-    <w:lvl w:ilvl="8" w15:tentative="1">
+    <w:lvl w:ilvl="8" w:tplc="580A0005" w:tentative="1">
       <w:start w:val="1"/>
       <w:numFmt w:val="bullet"/>
-      <w:lvlText w:val="●"/>
+      <w:lvlText w:val=""/>
       <w:lvlJc w:val="left"/>
       <w:pPr>
-        <w:ind w:left="6480" w:hanging="360"/>
-      </w:pPr>
+        <w:ind w:left="8181" w:hanging="360"/>
+      </w:pPr>
+      <w:rPr>
+        <w:rFonts w:ascii="Wingdings" w:hAnsi="Wingdings" w:hint="default"/>
+      </w:rPr>
     </w:lvl>
   </w:abstractNum>
-  <w:abstractNum w:abstractNumId="2" w15:restartNumberingAfterBreak="0">
+  <w:abstractNum w:abstractNumId="1" w15:restartNumberingAfterBreak="0">
+    <w:nsid w:val="14484313"/>
     <w:multiLevelType w:val="hybridMultilevel"/>
-    <w:lvl w:ilvl="0" w15:tentative="1">
+    <w:tmpl w:val="052E1770"/>
+    <w:lvl w:ilvl="0" w:tplc="2C0A0001">
       <w:start w:val="1"/>
       <w:numFmt w:val="bullet"/>
-      <w:lvlText w:val="•"/>
+      <w:lvlText w:val=""/>
       <w:lvlJc w:val="left"/>
       <w:pPr>
-        <w:ind w:left="460" w:hanging="260"/>
-      </w:pPr>
+        <w:ind w:left="720" w:hanging="360"/>
+      </w:pPr>
+      <w:rPr>
+        <w:rFonts w:ascii="Symbol" w:hAnsi="Symbol" w:hint="default"/>
+      </w:rPr>
+    </w:lvl>
+    <w:lvl w:ilvl="1" w:tplc="2C0A0003" w:tentative="1">
+      <w:start w:val="1"/>
+      <w:numFmt w:val="bullet"/>
+      <w:lvlText w:val="o"/>
+      <w:lvlJc w:val="left"/>
+      <w:pPr>
+        <w:ind w:left="1440" w:hanging="360"/>
+      </w:pPr>
+      <w:rPr>
+        <w:rFonts w:ascii="Courier New" w:hAnsi="Courier New" w:cs="Courier New" w:hint="default"/>
+      </w:rPr>
+    </w:lvl>
+    <w:lvl w:ilvl="2" w:tplc="2C0A0005" w:tentative="1">
+      <w:start w:val="1"/>
+      <w:numFmt w:val="bullet"/>
+      <w:lvlText w:val=""/>
+      <w:lvlJc w:val="left"/>
+      <w:pPr>
+        <w:ind w:left="2160" w:hanging="360"/>
+      </w:pPr>
+      <w:rPr>
+        <w:rFonts w:ascii="Wingdings" w:hAnsi="Wingdings" w:hint="default"/>
+      </w:rPr>
+    </w:lvl>
+    <w:lvl w:ilvl="3" w:tplc="2C0A0001" w:tentative="1">
+      <w:start w:val="1"/>
+      <w:numFmt w:val="bullet"/>
+      <w:lvlText w:val=""/>
+      <w:lvlJc w:val="left"/>
+      <w:pPr>
+        <w:ind w:left="2880" w:hanging="360"/>
+      </w:pPr>
+      <w:rPr>
+        <w:rFonts w:ascii="Symbol" w:hAnsi="Symbol" w:hint="default"/>
+      </w:rPr>
+    </w:lvl>
+    <w:lvl w:ilvl="4" w:tplc="2C0A0003" w:tentative="1">
+      <w:start w:val="1"/>
+      <w:numFmt w:val="bullet"/>
+      <w:lvlText w:val="o"/>
+      <w:lvlJc w:val="left"/>
+      <w:pPr>
+        <w:ind w:left="3600" w:hanging="360"/>
+      </w:pPr>
+      <w:rPr>
+        <w:rFonts w:ascii="Courier New" w:hAnsi="Courier New" w:cs="Courier New" w:hint="default"/>
+      </w:rPr>
+    </w:lvl>
+    <w:lvl w:ilvl="5" w:tplc="2C0A0005" w:tentative="1">
+      <w:start w:val="1"/>
+      <w:numFmt w:val="bullet"/>
+      <w:lvlText w:val=""/>
+      <w:lvlJc w:val="left"/>
+      <w:pPr>
+        <w:ind w:left="4320" w:hanging="360"/>
+      </w:pPr>
+      <w:rPr>
+        <w:rFonts w:ascii="Wingdings" w:hAnsi="Wingdings" w:hint="default"/>
+      </w:rPr>
+    </w:lvl>
+    <w:lvl w:ilvl="6" w:tplc="2C0A0001" w:tentative="1">
+      <w:start w:val="1"/>
+      <w:numFmt w:val="bullet"/>
+      <w:lvlText w:val=""/>
+      <w:lvlJc w:val="left"/>
+      <w:pPr>
+        <w:ind w:left="5040" w:hanging="360"/>
+      </w:pPr>
+      <w:rPr>
+        <w:rFonts w:ascii="Symbol" w:hAnsi="Symbol" w:hint="default"/>
+      </w:rPr>
+    </w:lvl>
+    <w:lvl w:ilvl="7" w:tplc="2C0A0003" w:tentative="1">
+      <w:start w:val="1"/>
+      <w:numFmt w:val="bullet"/>
+      <w:lvlText w:val="o"/>
+      <w:lvlJc w:val="left"/>
+      <w:pPr>
+        <w:ind w:left="5760" w:hanging="360"/>
+      </w:pPr>
+      <w:rPr>
+        <w:rFonts w:ascii="Courier New" w:hAnsi="Courier New" w:cs="Courier New" w:hint="default"/>
+      </w:rPr>
+    </w:lvl>
+    <w:lvl w:ilvl="8" w:tplc="2C0A0005" w:tentative="1">
+      <w:start w:val="1"/>
+      <w:numFmt w:val="bullet"/>
+      <w:lvlText w:val=""/>
+      <w:lvlJc w:val="left"/>
+      <w:pPr>
+        <w:ind w:left="6480" w:hanging="360"/>
+      </w:pPr>
+      <w:rPr>
+        <w:rFonts w:ascii="Wingdings" w:hAnsi="Wingdings" w:hint="default"/>
+      </w:rPr>
     </w:lvl>
   </w:abstractNum>
-  <w:num w:numId="1">
+  <w:num w:numId="1" w16cid:durableId="1933315621">
+    <w:abstractNumId w:val="0"/>
+  </w:num>
+  <w:num w:numId="2" w16cid:durableId="35202934">
     <w:abstractNumId w:val="1"/>
-    <w:lvlOverride w:ilvl="0">
-      <w:startOverride w:val="1"/>
-    </w:lvlOverride>
   </w:num>
 </w:numbering>
 </file>
 
 <file path=word/styles.xml><?xml version="1.0" encoding="utf-8"?>
-<w:styles xmlns:mc="http://schemas.openxmlformats.org/markup-compatibility/2006" xmlns:r="http://schemas.openxmlformats.org/officeDocument/2006/relationships" xmlns:w="http://schemas.openxmlformats.org/wordprocessingml/2006/main" xmlns:w14="http://schemas.microsoft.com/office/word/2010/wordml" xmlns:w15="http://schemas.microsoft.com/office/word/2012/wordml" mc:Ignorable="w14 w15">
+<w:styles xmlns:mc="http://schemas.openxmlformats.org/markup-compatibility/2006" xmlns:r="http://schemas.openxmlformats.org/officeDocument/2006/relationships" xmlns:w="http://schemas.openxmlformats.org/wordprocessingml/2006/main" xmlns:w14="http://schemas.microsoft.com/office/word/2010/wordml" xmlns:w15="http://schemas.microsoft.com/office/word/2012/wordml" xmlns:w16cex="http://schemas.microsoft.com/office/word/2018/wordml/cex" xmlns:w16cid="http://schemas.microsoft.com/office/word/2016/wordml/cid" xmlns:w16="http://schemas.microsoft.com/office/word/2018/wordml" xmlns:w16du="http://schemas.microsoft.com/office/word/2023/wordml/word16du" xmlns:w16sdtdh="http://schemas.microsoft.com/office/word/2020/wordml/sdtdatahash" xmlns:w16sdtfl="http://schemas.microsoft.com/office/word/2024/wordml/sdtformatlock" xmlns:w16se="http://schemas.microsoft.com/office/word/2015/wordml/symex" mc:Ignorable="w14 w15 w16se w16cid w16 w16cex w16sdtdh w16sdtfl w16du">
   <w:docDefaults>
     <w:rPrDefault>
       <w:rPr>
-        <w:rFonts w:ascii="Open Sans" w:cs="Open Sans" w:eastAsia="Open Sans" w:hAnsi="Open Sans"/>
-        <w:color w:val="404040"/>
-        <w:sz w:val="20"/>
-        <w:szCs w:val="20"/>
+        <w:rFonts w:ascii="Calibri" w:eastAsia="Calibri" w:hAnsi="Calibri" w:cs="Calibri"/>
+        <w:sz w:val="22"/>
+        <w:szCs w:val="22"/>
+        <w:lang w:val="es-AR" w:eastAsia="en-US" w:bidi="ar-SA"/>
       </w:rPr>
     </w:rPrDefault>
-    <w:pPrDefault/>
+    <w:pPrDefault>
+      <w:pPr>
+        <w:spacing w:after="160" w:line="259" w:lineRule="auto"/>
+      </w:pPr>
+    </w:pPrDefault>
   </w:docDefaults>
-  <w:style w:type="paragraph" w:styleId="Title">
-    <w:name w:val="Title"/>
+  <w:latentStyles w:defLockedState="0" w:defUIPriority="99" w:defSemiHidden="0" w:defUnhideWhenUsed="0" w:defQFormat="0" w:count="376">
+    <w:lsdException w:name="Normal" w:uiPriority="0" w:qFormat="1"/>
+    <w:lsdException w:name="heading 1" w:uiPriority="9" w:qFormat="1"/>
+    <w:lsdException w:name="heading 2" w:semiHidden="1" w:uiPriority="9" w:unhideWhenUsed="1" w:qFormat="1"/>
+    <w:lsdException w:name="heading 3" w:semiHidden="1" w:uiPriority="9" w:unhideWhenUsed="1" w:qFormat="1"/>
+    <w:lsdException w:name="heading 4" w:semiHidden="1" w:uiPriority="9" w:unhideWhenUsed="1" w:qFormat="1"/>
+    <w:lsdException w:name="heading 5" w:semiHidden="1" w:uiPriority="9" w:unhideWhenUsed="1" w:qFormat="1"/>
+    <w:lsdException w:name="heading 6" w:semiHidden="1" w:uiPriority="9" w:unhideWhenUsed="1" w:qFormat="1"/>
+    <w:lsdException w:name="heading 7" w:semiHidden="1" w:uiPriority="9" w:unhideWhenUsed="1" w:qFormat="1"/>
+    <w:lsdException w:name="heading 8" w:semiHidden="1" w:uiPriority="9" w:unhideWhenUsed="1" w:qFormat="1"/>
+    <w:lsdException w:name="heading 9" w:semiHidden="1" w:uiPriority="9" w:unhideWhenUsed="1" w:qFormat="1"/>
+    <w:lsdException w:name="index 1" w:semiHidden="1" w:unhideWhenUsed="1"/>
+    <w:lsdException w:name="index 2" w:semiHidden="1" w:unhideWhenUsed="1"/>
+    <w:lsdException w:name="index 3" w:semiHidden="1" w:unhideWhenUsed="1"/>
+    <w:lsdException w:name="index 4" w:semiHidden="1" w:unhideWhenUsed="1"/>
+    <w:lsdException w:name="index 5" w:semiHidden="1" w:unhideWhenUsed="1"/>
+    <w:lsdException w:name="index 6" w:semiHidden="1" w:unhideWhenUsed="1"/>
+    <w:lsdException w:name="index 7" w:semiHidden="1" w:unhideWhenUsed="1"/>
+    <w:lsdException w:name="index 8" w:semiHidden="1" w:unhideWhenUsed="1"/>
+    <w:lsdException w:name="index 9" w:semiHidden="1" w:unhideWhenUsed="1"/>
+    <w:lsdException w:name="toc 1" w:semiHidden="1" w:uiPriority="39" w:unhideWhenUsed="1"/>
+    <w:lsdException w:name="toc 2" w:semiHidden="1" w:uiPriority="39" w:unhideWhenUsed="1"/>
+    <w:lsdException w:name="toc 3" w:semiHidden="1" w:uiPriority="39" w:unhideWhenUsed="1"/>
+    <w:lsdException w:name="toc 4" w:semiHidden="1" w:uiPriority="39" w:unhideWhenUsed="1"/>
+    <w:lsdException w:name="toc 5" w:semiHidden="1" w:uiPriority="39" w:unhideWhenUsed="1"/>
+    <w:lsdException w:name="toc 6" w:semiHidden="1" w:uiPriority="39" w:unhideWhenUsed="1"/>
+    <w:lsdException w:name="toc 7" w:semiHidden="1" w:uiPriority="39" w:unhideWhenUsed="1"/>
+    <w:lsdException w:name="toc 8" w:semiHidden="1" w:uiPriority="39" w:unhideWhenUsed="1"/>
+    <w:lsdException w:name="toc 9" w:semiHidden="1" w:uiPriority="39" w:unhideWhenUsed="1"/>
+    <w:lsdException w:name="Normal Indent" w:semiHidden="1" w:unhideWhenUsed="1"/>
+    <w:lsdException w:name="footnote text" w:semiHidden="1" w:unhideWhenUsed="1"/>
+    <w:lsdException w:name="annotation text" w:semiHidden="1" w:unhideWhenUsed="1"/>
+    <w:lsdException w:name="header" w:semiHidden="1" w:unhideWhenUsed="1"/>
+    <w:lsdException w:name="footer" w:semiHidden="1" w:unhideWhenUsed="1"/>
+    <w:lsdException w:name="index heading" w:semiHidden="1" w:unhideWhenUsed="1"/>
+    <w:lsdException w:name="caption" w:semiHidden="1" w:uiPriority="35" w:unhideWhenUsed="1" w:qFormat="1"/>
+    <w:lsdException w:name="table of figures" w:semiHidden="1" w:unhideWhenUsed="1"/>
+    <w:lsdException w:name="envelope address" w:semiHidden="1" w:unhideWhenUsed="1"/>
+    <w:lsdException w:name="envelope return" w:semiHidden="1" w:unhideWhenUsed="1"/>
+    <w:lsdException w:name="footnote reference" w:semiHidden="1" w:unhideWhenUsed="1"/>
+    <w:lsdException w:name="annotation reference" w:semiHidden="1" w:unhideWhenUsed="1"/>
+    <w:lsdException w:name="line number" w:semiHidden="1" w:unhideWhenUsed="1"/>
+    <w:lsdException w:name="page number" w:semiHidden="1" w:unhideWhenUsed="1"/>
+    <w:lsdException w:name="endnote reference" w:semiHidden="1" w:unhideWhenUsed="1"/>
+    <w:lsdException w:name="endnote text" w:semiHidden="1" w:unhideWhenUsed="1"/>
+    <w:lsdException w:name="table of authorities" w:semiHidden="1" w:unhideWhenUsed="1"/>
+    <w:lsdException w:name="macro" w:semiHidden="1" w:unhideWhenUsed="1"/>
+    <w:lsdException w:name="toa heading" w:semiHidden="1" w:unhideWhenUsed="1"/>
+    <w:lsdException w:name="List" w:semiHidden="1" w:unhideWhenUsed="1"/>
+    <w:lsdException w:name="List Bullet" w:semiHidden="1" w:unhideWhenUsed="1"/>
+    <w:lsdException w:name="List Number" w:semiHidden="1" w:unhideWhenUsed="1"/>
+    <w:lsdException w:name="List 2" w:semiHidden="1" w:unhideWhenUsed="1"/>
+    <w:lsdException w:name="List 3" w:semiHidden="1" w:unhideWhenUsed="1"/>
+    <w:lsdException w:name="List 4" w:semiHidden="1" w:unhideWhenUsed="1"/>
+    <w:lsdException w:name="List 5" w:semiHidden="1" w:unhideWhenUsed="1"/>
+    <w:lsdException w:name="List Bullet 2" w:semiHidden="1" w:unhideWhenUsed="1"/>
+    <w:lsdException w:name="List Bullet 3" w:semiHidden="1" w:unhideWhenUsed="1"/>
+    <w:lsdException w:name="List Bullet 4" w:semiHidden="1" w:unhideWhenUsed="1"/>
+    <w:lsdException w:name="List Bullet 5" w:semiHidden="1" w:unhideWhenUsed="1"/>
+    <w:lsdException w:name="List Number 2" w:semiHidden="1" w:unhideWhenUsed="1"/>
+    <w:lsdException w:name="List Number 3" w:semiHidden="1" w:unhideWhenUsed="1"/>
+    <w:lsdException w:name="List Number 4" w:semiHidden="1" w:unhideWhenUsed="1"/>
+    <w:lsdException w:name="List Number 5" w:semiHidden="1" w:unhideWhenUsed="1"/>
+    <w:lsdException w:name="Title" w:uiPriority="10" w:qFormat="1"/>
+    <w:lsdException w:name="Closing" w:semiHidden="1" w:unhideWhenUsed="1"/>
+    <w:lsdException w:name="Signature" w:semiHidden="1" w:unhideWhenUsed="1"/>
+    <w:lsdException w:name="Default Paragraph Font" w:semiHidden="1" w:uiPriority="1" w:unhideWhenUsed="1"/>
+    <w:lsdException w:name="Body Text" w:semiHidden="1" w:unhideWhenUsed="1"/>
+    <w:lsdException w:name="Body Text Indent" w:semiHidden="1" w:unhideWhenUsed="1"/>
+    <w:lsdException w:name="List Continue" w:semiHidden="1" w:unhideWhenUsed="1"/>
+    <w:lsdException w:name="List Continue 2" w:semiHidden="1" w:unhideWhenUsed="1"/>
+    <w:lsdException w:name="List Continue 3" w:semiHidden="1" w:unhideWhenUsed="1"/>
+    <w:lsdException w:name="List Continue 4" w:semiHidden="1" w:unhideWhenUsed="1"/>
+    <w:lsdException w:name="List Continue 5" w:semiHidden="1" w:unhideWhenUsed="1"/>
+    <w:lsdException w:name="Message Header" w:semiHidden="1" w:unhideWhenUsed="1"/>
+    <w:lsdException w:name="Subtitle" w:uiPriority="11" w:qFormat="1"/>
+    <w:lsdException w:name="Salutation" w:semiHidden="1" w:unhideWhenUsed="1"/>
+    <w:lsdException w:name="Date" w:semiHidden="1" w:unhideWhenUsed="1"/>
+    <w:lsdException w:name="Body Text First Indent" w:semiHidden="1" w:unhideWhenUsed="1"/>
+    <w:lsdException w:name="Body Text First Indent 2" w:semiHidden="1" w:unhideWhenUsed="1"/>
+    <w:lsdException w:name="Note Heading" w:semiHidden="1" w:unhideWhenUsed="1"/>
+    <w:lsdException w:name="Body Text 2" w:semiHidden="1" w:unhideWhenUsed="1"/>
+    <w:lsdException w:name="Body Text 3" w:semiHidden="1" w:unhideWhenUsed="1"/>
+    <w:lsdException w:name="Body Text Indent 2" w:semiHidden="1" w:unhideWhenUsed="1"/>
+    <w:lsdException w:name="Body Text Indent 3" w:semiHidden="1" w:unhideWhenUsed="1"/>
+    <w:lsdException w:name="Block Text" w:semiHidden="1" w:unhideWhenUsed="1"/>
+    <w:lsdException w:name="Hyperlink" w:semiHidden="1" w:unhideWhenUsed="1"/>
+    <w:lsdException w:name="FollowedHyperlink" w:semiHidden="1" w:unhideWhenUsed="1"/>
+    <w:lsdException w:name="Strong" w:uiPriority="22" w:qFormat="1"/>
+    <w:lsdException w:name="Emphasis" w:uiPriority="20" w:qFormat="1"/>
+    <w:lsdException w:name="Document Map" w:semiHidden="1" w:unhideWhenUsed="1"/>
+    <w:lsdException w:name="Plain Text" w:semiHidden="1" w:unhideWhenUsed="1"/>
+    <w:lsdException w:name="E-mail Signature" w:semiHidden="1" w:unhideWhenUsed="1"/>
+    <w:lsdException w:name="HTML Top of Form" w:semiHidden="1" w:unhideWhenUsed="1"/>
+    <w:lsdException w:name="HTML Bottom of Form" w:semiHidden="1" w:unhideWhenUsed="1"/>
+    <w:lsdException w:name="Normal (Web)" w:semiHidden="1" w:unhideWhenUsed="1"/>
+    <w:lsdException w:name="HTML Acronym" w:semiHidden="1" w:unhideWhenUsed="1"/>
+    <w:lsdException w:name="HTML Address" w:semiHidden="1" w:unhideWhenUsed="1"/>
+    <w:lsdException w:name="HTML Cite" w:semiHidden="1" w:unhideWhenUsed="1"/>
+    <w:lsdException w:name="HTML Code" w:semiHidden="1" w:unhideWhenUsed="1"/>
+    <w:lsdException w:name="HTML Definition" w:semiHidden="1" w:unhideWhenUsed="1"/>
+    <w:lsdException w:name="HTML Keyboard" w:semiHidden="1" w:unhideWhenUsed="1"/>
+    <w:lsdException w:name="HTML Preformatted" w:semiHidden="1" w:unhideWhenUsed="1"/>
+    <w:lsdException w:name="HTML Sample" w:semiHidden="1" w:unhideWhenUsed="1"/>
+    <w:lsdException w:name="HTML Typewriter" w:semiHidden="1" w:unhideWhenUsed="1"/>
+    <w:lsdException w:name="HTML Variable" w:semiHidden="1" w:unhideWhenUsed="1"/>
+    <w:lsdException w:name="Normal Table" w:semiHidden="1" w:unhideWhenUsed="1"/>
+    <w:lsdException w:name="annotation subject" w:semiHidden="1" w:unhideWhenUsed="1"/>
+    <w:lsdException w:name="No List" w:semiHidden="1" w:unhideWhenUsed="1"/>
+    <w:lsdException w:name="Outline List 1" w:semiHidden="1" w:unhideWhenUsed="1"/>
+    <w:lsdException w:name="Outline List 2" w:semiHidden="1" w:unhideWhenUsed="1"/>
+    <w:lsdException w:name="Outline List 3" w:semiHidden="1" w:unhideWhenUsed="1"/>
+    <w:lsdException w:name="Table Simple 1" w:semiHidden="1" w:unhideWhenUsed="1"/>
+    <w:lsdException w:name="Table Simple 2" w:semiHidden="1" w:unhideWhenUsed="1"/>
+    <w:lsdException w:name="Table Simple 3" w:semiHidden="1" w:unhideWhenUsed="1"/>
+    <w:lsdException w:name="Table Classic 1" w:semiHidden="1" w:unhideWhenUsed="1"/>
+    <w:lsdException w:name="Table Classic 2" w:semiHidden="1" w:unhideWhenUsed="1"/>
+    <w:lsdException w:name="Table Classic 3" w:semiHidden="1" w:unhideWhenUsed="1"/>
+    <w:lsdException w:name="Table Classic 4" w:semiHidden="1" w:unhideWhenUsed="1"/>
+    <w:lsdException w:name="Table Colorful 1" w:semiHidden="1" w:unhideWhenUsed="1"/>
+    <w:lsdException w:name="Table Colorful 2" w:semiHidden="1" w:unhideWhenUsed="1"/>
+    <w:lsdException w:name="Table Colorful 3" w:semiHidden="1" w:unhideWhenUsed="1"/>
+    <w:lsdException w:name="Table Columns 1" w:semiHidden="1" w:unhideWhenUsed="1"/>
+    <w:lsdException w:name="Table Columns 2" w:semiHidden="1" w:unhideWhenUsed="1"/>
+    <w:lsdException w:name="Table Columns 3" w:semiHidden="1" w:unhideWhenUsed="1"/>
+    <w:lsdException w:name="Table Columns 4" w:semiHidden="1" w:unhideWhenUsed="1"/>
+    <w:lsdException w:name="Table Columns 5" w:semiHidden="1" w:unhideWhenUsed="1"/>
+    <w:lsdException w:name="Table Grid 1" w:semiHidden="1" w:unhideWhenUsed="1"/>
+    <w:lsdException w:name="Table Grid 2" w:semiHidden="1" w:unhideWhenUsed="1"/>
+    <w:lsdException w:name="Table Grid 3" w:semiHidden="1" w:unhideWhenUsed="1"/>
+    <w:lsdException w:name="Table Grid 4" w:semiHidden="1" w:unhideWhenUsed="1"/>
+    <w:lsdException w:name="Table Grid 5" w:semiHidden="1" w:unhideWhenUsed="1"/>
+    <w:lsdException w:name="Table Grid 6" w:semiHidden="1" w:unhideWhenUsed="1"/>
+    <w:lsdException w:name="Table Grid 7" w:semiHidden="1" w:unhideWhenUsed="1"/>
+    <w:lsdException w:name="Table Grid 8" w:semiHidden="1" w:unhideWhenUsed="1"/>
+    <w:lsdException w:name="Table List 1" w:semiHidden="1" w:unhideWhenUsed="1"/>
+    <w:lsdException w:name="Table List 2" w:semiHidden="1" w:unhideWhenUsed="1"/>
+    <w:lsdException w:name="Table List 3" w:semiHidden="1" w:unhideWhenUsed="1"/>
+    <w:lsdException w:name="Table List 4" w:semiHidden="1" w:unhideWhenUsed="1"/>
+    <w:lsdException w:name="Table List 5" w:semiHidden="1" w:unhideWhenUsed="1"/>
+    <w:lsdException w:name="Table List 6" w:semiHidden="1" w:unhideWhenUsed="1"/>
+    <w:lsdException w:name="Table List 7" w:semiHidden="1" w:unhideWhenUsed="1"/>
+    <w:lsdException w:name="Table List 8" w:semiHidden="1" w:unhideWhenUsed="1"/>
+    <w:lsdException w:name="Table 3D effects 1" w:semiHidden="1" w:unhideWhenUsed="1"/>
+    <w:lsdException w:name="Table 3D effects 2" w:semiHidden="1" w:unhideWhenUsed="1"/>
+    <w:lsdException w:name="Table 3D effects 3" w:semiHidden="1" w:unhideWhenUsed="1"/>
+    <w:lsdException w:name="Table Contemporary" w:semiHidden="1" w:unhideWhenUsed="1"/>
+    <w:lsdException w:name="Table Elegant" w:semiHidden="1" w:unhideWhenUsed="1"/>
+    <w:lsdException w:name="Table Professional" w:semiHidden="1" w:unhideWhenUsed="1"/>
+    <w:lsdException w:name="Table Subtle 1" w:semiHidden="1" w:unhideWhenUsed="1"/>
+    <w:lsdException w:name="Table Subtle 2" w:semiHidden="1" w:unhideWhenUsed="1"/>
+    <w:lsdException w:name="Table Web 1" w:semiHidden="1" w:unhideWhenUsed="1"/>
+    <w:lsdException w:name="Table Web 2" w:semiHidden="1" w:unhideWhenUsed="1"/>
+    <w:lsdException w:name="Table Web 3" w:semiHidden="1" w:unhideWhenUsed="1"/>
+    <w:lsdException w:name="Balloon Text" w:semiHidden="1" w:unhideWhenUsed="1"/>
+    <w:lsdException w:name="Table Grid" w:uiPriority="39"/>
+    <w:lsdException w:name="Table Theme" w:semiHidden="1" w:unhideWhenUsed="1"/>
+    <w:lsdException w:name="Placeholder Text" w:semiHidden="1"/>
+    <w:lsdException w:name="No Spacing" w:uiPriority="1" w:qFormat="1"/>
+    <w:lsdException w:name="Light Shading" w:uiPriority="60"/>
+    <w:lsdException w:name="Light List" w:uiPriority="61"/>
+    <w:lsdException w:name="Light Grid" w:uiPriority="62"/>
+    <w:lsdException w:name="Medium Shading 1" w:uiPriority="63"/>
+    <w:lsdException w:name="Medium Shading 2" w:uiPriority="64"/>
+    <w:lsdException w:name="Medium List 1" w:uiPriority="65"/>
+    <w:lsdException w:name="Medium List 2" w:uiPriority="66"/>
+    <w:lsdException w:name="Medium Grid 1" w:uiPriority="67"/>
+    <w:lsdException w:name="Medium Grid 2" w:uiPriority="68"/>
+    <w:lsdException w:name="Medium Grid 3" w:uiPriority="69"/>
+    <w:lsdException w:name="Dark List" w:uiPriority="70"/>
+    <w:lsdException w:name="Colorful Shading" w:uiPriority="71"/>
+    <w:lsdException w:name="Colorful List" w:uiPriority="72"/>
+    <w:lsdException w:name="Colorful Grid" w:uiPriority="73"/>
+    <w:lsdException w:name="Light Shading Accent 1" w:uiPriority="60"/>
+    <w:lsdException w:name="Light List Accent 1" w:uiPriority="61"/>
+    <w:lsdException w:name="Light Grid Accent 1" w:uiPriority="62"/>
+    <w:lsdException w:name="Medium Shading 1 Accent 1" w:uiPriority="63"/>
+    <w:lsdException w:name="Medium Shading 2 Accent 1" w:uiPriority="64"/>
+    <w:lsdException w:name="Medium List 1 Accent 1" w:uiPriority="65"/>
+    <w:lsdException w:name="Revision" w:semiHidden="1"/>
+    <w:lsdException w:name="List Paragraph" w:uiPriority="34" w:qFormat="1"/>
+    <w:lsdException w:name="Quote" w:uiPriority="29" w:qFormat="1"/>
+    <w:lsdException w:name="Intense Quote" w:uiPriority="30" w:qFormat="1"/>
+    <w:lsdException w:name="Medium List 2 Accent 1" w:uiPriority="66"/>
+    <w:lsdException w:name="Medium Grid 1 Accent 1" w:uiPriority="67"/>
+    <w:lsdException w:name="Medium Grid 2 Accent 1" w:uiPriority="68"/>
+    <w:lsdException w:name="Medium Grid 3 Accent 1" w:uiPriority="69"/>
+    <w:lsdException w:name="Dark List Accent 1" w:uiPriority="70"/>
+    <w:lsdException w:name="Colorful Shading Accent 1" w:uiPriority="71"/>
+    <w:lsdException w:name="Colorful List Accent 1" w:uiPriority="72"/>
+    <w:lsdException w:name="Colorful Grid Accent 1" w:uiPriority="73"/>
+    <w:lsdException w:name="Light Shading Accent 2" w:uiPriority="60"/>
+    <w:lsdException w:name="Light List Accent 2" w:uiPriority="61"/>
+    <w:lsdException w:name="Light Grid Accent 2" w:uiPriority="62"/>
+    <w:lsdException w:name="Medium Shading 1 Accent 2" w:uiPriority="63"/>
+    <w:lsdException w:name="Medium Shading 2 Accent 2" w:uiPriority="64"/>
+    <w:lsdException w:name="Medium List 1 Accent 2" w:uiPriority="65"/>
+    <w:lsdException w:name="Medium List 2 Accent 2" w:uiPriority="66"/>
+    <w:lsdException w:name="Medium Grid 1 Accent 2" w:uiPriority="67"/>
+    <w:lsdException w:name="Medium Grid 2 Accent 2" w:uiPriority="68"/>
+    <w:lsdException w:name="Medium Grid 3 Accent 2" w:uiPriority="69"/>
+    <w:lsdException w:name="Dark List Accent 2" w:uiPriority="70"/>
+    <w:lsdException w:name="Colorful Shading Accent 2" w:uiPriority="71"/>
+    <w:lsdException w:name="Colorful List Accent 2" w:uiPriority="72"/>
+    <w:lsdException w:name="Colorful Grid Accent 2" w:uiPriority="73"/>
+    <w:lsdException w:name="Light Shading Accent 3" w:uiPriority="60"/>
+    <w:lsdException w:name="Light List Accent 3" w:uiPriority="61"/>
+    <w:lsdException w:name="Light Grid Accent 3" w:uiPriority="62"/>
+    <w:lsdException w:name="Medium Shading 1 Accent 3" w:uiPriority="63"/>
+    <w:lsdException w:name="Medium Shading 2 Accent 3" w:uiPriority="64"/>
+    <w:lsdException w:name="Medium List 1 Accent 3" w:uiPriority="65"/>
+    <w:lsdException w:name="Medium List 2 Accent 3" w:uiPriority="66"/>
+    <w:lsdException w:name="Medium Grid 1 Accent 3" w:uiPriority="67"/>
+    <w:lsdException w:name="Medium Grid 2 Accent 3" w:uiPriority="68"/>
+    <w:lsdException w:name="Medium Grid 3 Accent 3" w:uiPriority="69"/>
+    <w:lsdException w:name="Dark List Accent 3" w:uiPriority="70"/>
+    <w:lsdException w:name="Colorful Shading Accent 3" w:uiPriority="71"/>
+    <w:lsdException w:name="Colorful List Accent 3" w:uiPriority="72"/>
+    <w:lsdException w:name="Colorful Grid Accent 3" w:uiPriority="73"/>
+    <w:lsdException w:name="Light Shading Accent 4" w:uiPriority="60"/>
+    <w:lsdException w:name="Light List Accent 4" w:uiPriority="61"/>
+    <w:lsdException w:name="Light Grid Accent 4" w:uiPriority="62"/>
+    <w:lsdException w:name="Medium Shading 1 Accent 4" w:uiPriority="63"/>
+    <w:lsdException w:name="Medium Shading 2 Accent 4" w:uiPriority="64"/>
+    <w:lsdException w:name="Medium List 1 Accent 4" w:uiPriority="65"/>
+    <w:lsdException w:name="Medium List 2 Accent 4" w:uiPriority="66"/>
+    <w:lsdException w:name="Medium Grid 1 Accent 4" w:uiPriority="67"/>
+    <w:lsdException w:name="Medium Grid 2 Accent 4" w:uiPriority="68"/>
+    <w:lsdException w:name="Medium Grid 3 Accent 4" w:uiPriority="69"/>
+    <w:lsdException w:name="Dark List Accent 4" w:uiPriority="70"/>
+    <w:lsdException w:name="Colorful Shading Accent 4" w:uiPriority="71"/>
+    <w:lsdException w:name="Colorful List Accent 4" w:uiPriority="72"/>
+    <w:lsdException w:name="Colorful Grid Accent 4" w:uiPriority="73"/>
+    <w:lsdException w:name="Light Shading Accent 5" w:uiPriority="60"/>
+    <w:lsdException w:name="Light List Accent 5" w:uiPriority="61"/>
+    <w:lsdException w:name="Light Grid Accent 5" w:uiPriority="62"/>
+    <w:lsdException w:name="Medium Shading 1 Accent 5" w:uiPriority="63"/>
+    <w:lsdException w:name="Medium Shading 2 Accent 5" w:uiPriority="64"/>
+    <w:lsdException w:name="Medium List 1 Accent 5" w:uiPriority="65"/>
+    <w:lsdException w:name="Medium List 2 Accent 5" w:uiPriority="66"/>
+    <w:lsdException w:name="Medium Grid 1 Accent 5" w:uiPriority="67"/>
+    <w:lsdException w:name="Medium Grid 2 Accent 5" w:uiPriority="68"/>
+    <w:lsdException w:name="Medium Grid 3 Accent 5" w:uiPriority="69"/>
+    <w:lsdException w:name="Dark List Accent 5" w:uiPriority="70"/>
+    <w:lsdException w:name="Colorful Shading Accent 5" w:uiPriority="71"/>
+    <w:lsdException w:name="Colorful List Accent 5" w:uiPriority="72"/>
+    <w:lsdException w:name="Colorful Grid Accent 5" w:uiPriority="73"/>
+    <w:lsdException w:name="Light Shading Accent 6" w:uiPriority="60"/>
+    <w:lsdException w:name="Light List Accent 6" w:uiPriority="61"/>
+    <w:lsdException w:name="Light Grid Accent 6" w:uiPriority="62"/>
+    <w:lsdException w:name="Medium Shading 1 Accent 6" w:uiPriority="63"/>
+    <w:lsdException w:name="Medium Shading 2 Accent 6" w:uiPriority="64"/>
+    <w:lsdException w:name="Medium List 1 Accent 6" w:uiPriority="65"/>
+    <w:lsdException w:name="Medium List 2 Accent 6" w:uiPriority="66"/>
+    <w:lsdException w:name="Medium Grid 1 Accent 6" w:uiPriority="67"/>
+    <w:lsdException w:name="Medium Grid 2 Accent 6" w:uiPriority="68"/>
+    <w:lsdException w:name="Medium Grid 3 Accent 6" w:uiPriority="69"/>
+    <w:lsdException w:name="Dark List Accent 6" w:uiPriority="70"/>
+    <w:lsdException w:name="Colorful Shading Accent 6" w:uiPriority="71"/>
+    <w:lsdException w:name="Colorful List Accent 6" w:uiPriority="72"/>
+    <w:lsdException w:name="Colorful Grid Accent 6" w:uiPriority="73"/>
+    <w:lsdException w:name="Subtle Emphasis" w:uiPriority="19" w:qFormat="1"/>
+    <w:lsdException w:name="Intense Emphasis" w:uiPriority="21" w:qFormat="1"/>
+    <w:lsdException w:name="Subtle Reference" w:uiPriority="31" w:qFormat="1"/>
+    <w:lsdException w:name="Intense Reference" w:uiPriority="32" w:qFormat="1"/>
+    <w:lsdException w:name="Book Title" w:uiPriority="33" w:qFormat="1"/>
+    <w:lsdException w:name="Bibliography" w:semiHidden="1" w:uiPriority="37" w:unhideWhenUsed="1"/>
+    <w:lsdException w:name="TOC Heading" w:semiHidden="1" w:uiPriority="39" w:unhideWhenUsed="1" w:qFormat="1"/>
+    <w:lsdException w:name="Plain Table 1" w:uiPriority="41"/>
+    <w:lsdException w:name="Plain Table 2" w:uiPriority="42"/>
+    <w:lsdException w:name="Plain Table 3" w:uiPriority="43"/>
+    <w:lsdException w:name="Plain Table 4" w:uiPriority="44"/>
+    <w:lsdException w:name="Plain Table 5" w:uiPriority="45"/>
+    <w:lsdException w:name="Grid Table Light" w:uiPriority="40"/>
+    <w:lsdException w:name="Grid Table 1 Light" w:uiPriority="46"/>
+    <w:lsdException w:name="Grid Table 2" w:uiPriority="47"/>
+    <w:lsdException w:name="Grid Table 3" w:uiPriority="48"/>
+    <w:lsdException w:name="Grid Table 4" w:uiPriority="49"/>
+    <w:lsdException w:name="Grid Table 5 Dark" w:uiPriority="50"/>
+    <w:lsdException w:name="Grid Table 6 Colorful" w:uiPriority="51"/>
+    <w:lsdException w:name="Grid Table 7 Colorful" w:uiPriority="52"/>
+    <w:lsdException w:name="Grid Table 1 Light Accent 1" w:uiPriority="46"/>
+    <w:lsdException w:name="Grid Table 2 Accent 1" w:uiPriority="47"/>
+    <w:lsdException w:name="Grid Table 3 Accent 1" w:uiPriority="48"/>
+    <w:lsdException w:name="Grid Table 4 Accent 1" w:uiPriority="49"/>
+    <w:lsdException w:name="Grid Table 5 Dark Accent 1" w:uiPriority="50"/>
+    <w:lsdException w:name="Grid Table 6 Colorful Accent 1" w:uiPriority="51"/>
+    <w:lsdException w:name="Grid Table 7 Colorful Accent 1" w:uiPriority="52"/>
+    <w:lsdException w:name="Grid Table 1 Light Accent 2" w:uiPriority="46"/>
+    <w:lsdException w:name="Grid Table 2 Accent 2" w:uiPriority="47"/>
+    <w:lsdException w:name="Grid Table 3 Accent 2" w:uiPriority="48"/>
+    <w:lsdException w:name="Grid Table 4 Accent 2" w:uiPriority="49"/>
+    <w:lsdException w:name="Grid Table 5 Dark Accent 2" w:uiPriority="50"/>
+    <w:lsdException w:name="Grid Table 6 Colorful Accent 2" w:uiPriority="51"/>
+    <w:lsdException w:name="Grid Table 7 Colorful Accent 2" w:uiPriority="52"/>
+    <w:lsdException w:name="Grid Table 1 Light Accent 3" w:uiPriority="46"/>
+    <w:lsdException w:name="Grid Table 2 Accent 3" w:uiPriority="47"/>
+    <w:lsdException w:name="Grid Table 3 Accent 3" w:uiPriority="48"/>
+    <w:lsdException w:name="Grid Table 4 Accent 3" w:uiPriority="49"/>
+    <w:lsdException w:name="Grid Table 5 Dark Accent 3" w:uiPriority="50"/>
+    <w:lsdException w:name="Grid Table 6 Colorful Accent 3" w:uiPriority="51"/>
+    <w:lsdException w:name="Grid Table 7 Colorful Accent 3" w:uiPriority="52"/>
+    <w:lsdException w:name="Grid Table 1 Light Accent 4" w:uiPriority="46"/>
+    <w:lsdException w:name="Grid Table 2 Accent 4" w:uiPriority="47"/>
+    <w:lsdException w:name="Grid Table 3 Accent 4" w:uiPriority="48"/>
+    <w:lsdException w:name="Grid Table 4 Accent 4" w:uiPriority="49"/>
+    <w:lsdException w:name="Grid Table 5 Dark Accent 4" w:uiPriority="50"/>
+    <w:lsdException w:name="Grid Table 6 Colorful Accent 4" w:uiPriority="51"/>
+    <w:lsdException w:name="Grid Table 7 Colorful Accent 4" w:uiPriority="52"/>
+    <w:lsdException w:name="Grid Table 1 Light Accent 5" w:uiPriority="46"/>
+    <w:lsdException w:name="Grid Table 2 Accent 5" w:uiPriority="47"/>
+    <w:lsdException w:name="Grid Table 3 Accent 5" w:uiPriority="48"/>
+    <w:lsdException w:name="Grid Table 4 Accent 5" w:uiPriority="49"/>
+    <w:lsdException w:name="Grid Table 5 Dark Accent 5" w:uiPriority="50"/>
+    <w:lsdException w:name="Grid Table 6 Colorful Accent 5" w:uiPriority="51"/>
+    <w:lsdException w:name="Grid Table 7 Colorful Accent 5" w:uiPriority="52"/>
+    <w:lsdException w:name="Grid Table 1 Light Accent 6" w:uiPriority="46"/>
+    <w:lsdException w:name="Grid Table 2 Accent 6" w:uiPriority="47"/>
+    <w:lsdException w:name="Grid Table 3 Accent 6" w:uiPriority="48"/>
+    <w:lsdException w:name="Grid Table 4 Accent 6" w:uiPriority="49"/>
+    <w:lsdException w:name="Grid Table 5 Dark Accent 6" w:uiPriority="50"/>
+    <w:lsdException w:name="Grid Table 6 Colorful Accent 6" w:uiPriority="51"/>
+    <w:lsdException w:name="Grid Table 7 Colorful Accent 6" w:uiPriority="52"/>
+    <w:lsdException w:name="List Table 1 Light" w:uiPriority="46"/>
+    <w:lsdException w:name="List Table 2" w:uiPriority="47"/>
+    <w:lsdException w:name="List Table 3" w:uiPriority="48"/>
+    <w:lsdException w:name="List Table 4" w:uiPriority="49"/>
+    <w:lsdException w:name="List Table 5 Dark" w:uiPriority="50"/>
+    <w:lsdException w:name="List Table 6 Colorful" w:uiPriority="51"/>
+    <w:lsdException w:name="List Table 7 Colorful" w:uiPriority="52"/>
+    <w:lsdException w:name="List Table 1 Light Accent 1" w:uiPriority="46"/>
+    <w:lsdException w:name="List Table 2 Accent 1" w:uiPriority="47"/>
+    <w:lsdException w:name="List Table 3 Accent 1" w:uiPriority="48"/>
+    <w:lsdException w:name="List Table 4 Accent 1" w:uiPriority="49"/>
+    <w:lsdException w:name="List Table 5 Dark Accent 1" w:uiPriority="50"/>
+    <w:lsdException w:name="List Table 6 Colorful Accent 1" w:uiPriority="51"/>
+    <w:lsdException w:name="List Table 7 Colorful Accent 1" w:uiPriority="52"/>
+    <w:lsdException w:name="List Table 1 Light Accent 2" w:uiPriority="46"/>
+    <w:lsdException w:name="List Table 2 Accent 2" w:uiPriority="47"/>
+    <w:lsdException w:name="List Table 3 Accent 2" w:uiPriority="48"/>
+    <w:lsdException w:name="List Table 4 Accent 2" w:uiPriority="49"/>
+    <w:lsdException w:name="List Table 5 Dark Accent 2" w:uiPriority="50"/>
+    <w:lsdException w:name="List Table 6 Colorful Accent 2" w:uiPriority="51"/>
+    <w:lsdException w:name="List Table 7 Colorful Accent 2" w:uiPriority="52"/>
+    <w:lsdException w:name="List Table 1 Light Accent 3" w:uiPriority="46"/>
+    <w:lsdException w:name="List Table 2 Accent 3" w:uiPriority="47"/>
+    <w:lsdException w:name="List Table 3 Accent 3" w:uiPriority="48"/>
+    <w:lsdException w:name="List Table 4 Accent 3" w:uiPriority="49"/>
+    <w:lsdException w:name="List Table 5 Dark Accent 3" w:uiPriority="50"/>
+    <w:lsdException w:name="List Table 6 Colorful Accent 3" w:uiPriority="51"/>
+    <w:lsdException w:name="List Table 7 Colorful Accent 3" w:uiPriority="52"/>
+    <w:lsdException w:name="List Table 1 Light Accent 4" w:uiPriority="46"/>
+    <w:lsdException w:name="List Table 2 Accent 4" w:uiPriority="47"/>
+    <w:lsdException w:name="List Table 3 Accent 4" w:uiPriority="48"/>
+    <w:lsdException w:name="List Table 4 Accent 4" w:uiPriority="49"/>
+    <w:lsdException w:name="List Table 5 Dark Accent 4" w:uiPriority="50"/>
+    <w:lsdException w:name="List Table 6 Colorful Accent 4" w:uiPriority="51"/>
+    <w:lsdException w:name="List Table 7 Colorful Accent 4" w:uiPriority="52"/>
+    <w:lsdException w:name="List Table 1 Light Accent 5" w:uiPriority="46"/>
+    <w:lsdException w:name="List Table 2 Accent 5" w:uiPriority="47"/>
+    <w:lsdException w:name="List Table 3 Accent 5" w:uiPriority="48"/>
+    <w:lsdException w:name="List Table 4 Accent 5" w:uiPriority="49"/>
+    <w:lsdException w:name="List Table 5 Dark Accent 5" w:uiPriority="50"/>
+    <w:lsdException w:name="List Table 6 Colorful Accent 5" w:uiPriority="51"/>
+    <w:lsdException w:name="List Table 7 Colorful Accent 5" w:uiPriority="52"/>
+    <w:lsdException w:name="List Table 1 Light Accent 6" w:uiPriority="46"/>
+    <w:lsdException w:name="List Table 2 Accent 6" w:uiPriority="47"/>
+    <w:lsdException w:name="List Table 3 Accent 6" w:uiPriority="48"/>
+    <w:lsdException w:name="List Table 4 Accent 6" w:uiPriority="49"/>
+    <w:lsdException w:name="List Table 5 Dark Accent 6" w:uiPriority="50"/>
+    <w:lsdException w:name="List Table 6 Colorful Accent 6" w:uiPriority="51"/>
+    <w:lsdException w:name="List Table 7 Colorful Accent 6" w:uiPriority="52"/>
+    <w:lsdException w:name="Mention" w:semiHidden="1" w:unhideWhenUsed="1"/>
+    <w:lsdException w:name="Smart Hyperlink" w:semiHidden="1" w:unhideWhenUsed="1"/>
+    <w:lsdException w:name="Hashtag" w:semiHidden="1" w:unhideWhenUsed="1"/>
+    <w:lsdException w:name="Unresolved Mention" w:semiHidden="1" w:unhideWhenUsed="1"/>
+    <w:lsdException w:name="Smart Link" w:semiHidden="1" w:unhideWhenUsed="1"/>
+  </w:latentStyles>
+  <w:style w:type="paragraph" w:default="1" w:styleId="Normal">
+    <w:name w:val="Normal"/>
+  </w:style>
+  <w:style w:type="paragraph" w:styleId="Ttulo1">
+    <w:name w:val="heading 1"/>
     <w:basedOn w:val="Normal"/>
     <w:next w:val="Normal"/>
-    <w:qFormat/>
+    <w:pPr>
+      <w:keepNext/>
+      <w:keepLines/>
+      <w:spacing w:before="480" w:after="120"/>
+      <w:outlineLvl w:val="0"/>
+    </w:pPr>
     <w:rPr>
-      <w:sz w:val="56"/>
-      <w:szCs w:val="56"/>
+      <w:b/>
+      <w:sz w:val="48"/>
+      <w:szCs w:val="48"/>
     </w:rPr>
   </w:style>
-  <w:style w:type="paragraph" w:styleId="Heading1">
-    <w:name w:val="Heading 1"/>
+  <w:style w:type="paragraph" w:styleId="Ttulo2">
+    <w:name w:val="heading 2"/>
     <w:basedOn w:val="Normal"/>
     <w:next w:val="Normal"/>
-    <w:qFormat/>
+    <w:pPr>
+      <w:keepNext/>
+      <w:keepLines/>
+      <w:spacing w:before="360" w:after="80"/>
+      <w:outlineLvl w:val="1"/>
+    </w:pPr>
     <w:rPr>
-      <w:color w:val="2E74B5"/>
-      <w:sz w:val="32"/>
-      <w:szCs w:val="32"/>
+      <w:b/>
+      <w:sz w:val="36"/>
+      <w:szCs w:val="36"/>
     </w:rPr>
   </w:style>
-  <w:style w:type="paragraph" w:styleId="Heading2">
-    <w:name w:val="Heading 2"/>
+  <w:style w:type="paragraph" w:styleId="Ttulo3">
+    <w:name w:val="heading 3"/>
     <w:basedOn w:val="Normal"/>
     <w:next w:val="Normal"/>
-    <w:qFormat/>
+    <w:pPr>
+      <w:keepNext/>
+      <w:keepLines/>
+      <w:spacing w:before="280" w:after="80"/>
+      <w:outlineLvl w:val="2"/>
+    </w:pPr>
     <w:rPr>
-      <w:color w:val="2E74B5"/>
-      <w:sz w:val="26"/>
-      <w:szCs w:val="26"/>
+      <w:b/>
+      <w:sz w:val="28"/>
+      <w:szCs w:val="28"/>
     </w:rPr>
   </w:style>
-  <w:style w:type="paragraph" w:styleId="Heading3">
-    <w:name w:val="Heading 3"/>
+  <w:style w:type="paragraph" w:styleId="Ttulo4">
+    <w:name w:val="heading 4"/>
     <w:basedOn w:val="Normal"/>
     <w:next w:val="Normal"/>
-    <w:qFormat/>
+    <w:pPr>
+      <w:keepNext/>
+      <w:keepLines/>
+      <w:spacing w:before="240" w:after="40"/>
+      <w:outlineLvl w:val="3"/>
+    </w:pPr>
     <w:rPr>
-      <w:color w:val="1F4D78"/>
+      <w:b/>
       <w:sz w:val="24"/>
       <w:szCs w:val="24"/>
     </w:rPr>
   </w:style>
-  <w:style w:type="paragraph" w:styleId="Heading4">
-    <w:name w:val="Heading 4"/>
+  <w:style w:type="paragraph" w:styleId="Ttulo5">
+    <w:name w:val="heading 5"/>
     <w:basedOn w:val="Normal"/>
     <w:next w:val="Normal"/>
-    <w:qFormat/>
+    <w:pPr>
+      <w:keepNext/>
+      <w:keepLines/>
+      <w:spacing w:before="220" w:after="40"/>
+      <w:outlineLvl w:val="4"/>
+    </w:pPr>
     <w:rPr>
-      <w:i/>
-      <w:iCs/>
-      <w:color w:val="2E74B5"/>
+      <w:b/>
     </w:rPr>
   </w:style>
-  <w:style w:type="paragraph" w:styleId="Heading5">
-    <w:name w:val="Heading 5"/>
+  <w:style w:type="paragraph" w:styleId="Ttulo6">
+    <w:name w:val="heading 6"/>
     <w:basedOn w:val="Normal"/>
     <w:next w:val="Normal"/>
-    <w:qFormat/>
+    <w:pPr>
+      <w:keepNext/>
+      <w:keepLines/>
+      <w:spacing w:before="200" w:after="40"/>
+      <w:outlineLvl w:val="5"/>
+    </w:pPr>
     <w:rPr>
-      <w:color w:val="2E74B5"/>
+      <w:b/>
+      <w:sz w:val="20"/>
+      <w:szCs w:val="20"/>
     </w:rPr>
   </w:style>
-  <w:style w:type="paragraph" w:styleId="Heading6">
-    <w:name w:val="Heading 6"/>
+  <w:style w:type="character" w:default="1" w:styleId="Fuentedeprrafopredeter">
+    <w:name w:val="Default Paragraph Font"/>
+    <w:uiPriority w:val="1"/>
+    <w:semiHidden/>
+    <w:unhideWhenUsed/>
+  </w:style>
+  <w:style w:type="table" w:default="1" w:styleId="Tablanormal">
+    <w:name w:val="Normal Table"/>
+    <w:uiPriority w:val="99"/>
+    <w:semiHidden/>
+    <w:unhideWhenUsed/>
+    <w:tblPr>
+      <w:tblInd w:w="0" w:type="dxa"/>
+      <w:tblCellMar>
+        <w:top w:w="0" w:type="dxa"/>
+        <w:left w:w="108" w:type="dxa"/>
+        <w:bottom w:w="0" w:type="dxa"/>
+        <w:right w:w="108" w:type="dxa"/>
+      </w:tblCellMar>
+    </w:tblPr>
+  </w:style>
+  <w:style w:type="numbering" w:default="1" w:styleId="Sinlista">
+    <w:name w:val="No List"/>
+    <w:uiPriority w:val="99"/>
+    <w:semiHidden/>
+    <w:unhideWhenUsed/>
+  </w:style>
+  <w:style w:type="table" w:customStyle="1" w:styleId="TableNormal">
+    <w:name w:val="Table Normal"/>
+    <w:tblPr>
+      <w:tblCellMar>
+        <w:top w:w="0" w:type="dxa"/>
+        <w:left w:w="0" w:type="dxa"/>
+        <w:bottom w:w="0" w:type="dxa"/>
+        <w:right w:w="0" w:type="dxa"/>
+      </w:tblCellMar>
+    </w:tblPr>
+  </w:style>
+  <w:style w:type="paragraph" w:styleId="Ttulo">
+    <w:name w:val="Title"/>
     <w:basedOn w:val="Normal"/>
     <w:next w:val="Normal"/>
-    <w:qFormat/>
+    <w:pPr>
+      <w:keepNext/>
+      <w:keepLines/>
+      <w:spacing w:before="480" w:after="120"/>
+    </w:pPr>
     <w:rPr>
-      <w:color w:val="1F4D78"/>
+      <w:b/>
+      <w:sz w:val="72"/>
+      <w:szCs w:val="72"/>
     </w:rPr>
   </w:style>
-  <w:style w:type="paragraph" w:styleId="Strong">
-    <w:name w:val="Strong"/>
+  <w:style w:type="paragraph" w:styleId="Subttulo">
+    <w:name w:val="Subtitle"/>
     <w:basedOn w:val="Normal"/>
     <w:next w:val="Normal"/>
+    <w:pPr>
+      <w:keepNext/>
+      <w:keepLines/>
+      <w:spacing w:before="360" w:after="80"/>
+    </w:pPr>
+    <w:rPr>
+      <w:rFonts w:ascii="Georgia" w:eastAsia="Georgia" w:hAnsi="Georgia" w:cs="Georgia"/>
+      <w:i/>
+      <w:color w:val="666666"/>
+      <w:sz w:val="48"/>
+      <w:szCs w:val="48"/>
+    </w:rPr>
+  </w:style>
+  <w:style w:type="paragraph" w:styleId="Encabezado">
+    <w:name w:val="header"/>
+    <w:basedOn w:val="Normal"/>
+    <w:link w:val="EncabezadoCar"/>
+    <w:uiPriority w:val="99"/>
+    <w:unhideWhenUsed/>
+    <w:rsid w:val="00FF3475"/>
+    <w:pPr>
+      <w:tabs>
+        <w:tab w:val="center" w:pos="4252"/>
+        <w:tab w:val="right" w:pos="8504"/>
+      </w:tabs>
+      <w:spacing w:after="0" w:line="240" w:lineRule="auto"/>
+    </w:pPr>
+  </w:style>
+  <w:style w:type="character" w:customStyle="1" w:styleId="EncabezadoCar">
+    <w:name w:val="Encabezado Car"/>
+    <w:basedOn w:val="Fuentedeprrafopredeter"/>
+    <w:link w:val="Encabezado"/>
+    <w:uiPriority w:val="99"/>
+    <w:rsid w:val="00FF3475"/>
+  </w:style>
+  <w:style w:type="paragraph" w:styleId="Piedepgina">
+    <w:name w:val="footer"/>
+    <w:basedOn w:val="Normal"/>
+    <w:link w:val="PiedepginaCar"/>
+    <w:uiPriority w:val="99"/>
+    <w:unhideWhenUsed/>
+    <w:rsid w:val="00FF3475"/>
+    <w:pPr>
+      <w:tabs>
+        <w:tab w:val="center" w:pos="4252"/>
+        <w:tab w:val="right" w:pos="8504"/>
+      </w:tabs>
+      <w:spacing w:after="0" w:line="240" w:lineRule="auto"/>
+    </w:pPr>
+  </w:style>
+  <w:style w:type="character" w:customStyle="1" w:styleId="PiedepginaCar">
+    <w:name w:val="Pie de página Car"/>
+    <w:basedOn w:val="Fuentedeprrafopredeter"/>
+    <w:link w:val="Piedepgina"/>
+    <w:uiPriority w:val="99"/>
+    <w:rsid w:val="00FF3475"/>
+  </w:style>
+  <w:style w:type="paragraph" w:styleId="Prrafodelista">
+    <w:name w:val="List Paragraph"/>
+    <w:basedOn w:val="Normal"/>
+    <w:uiPriority w:val="34"/>
     <w:qFormat/>
+    <w:rsid w:val="002A69D7"/>
+    <w:pPr>
+      <w:ind w:left="720"/>
+      <w:contextualSpacing/>
+    </w:pPr>
+    <w:rPr>
+      <w:rFonts w:asciiTheme="minorHAnsi" w:eastAsiaTheme="minorHAnsi" w:hAnsiTheme="minorHAnsi" w:cstheme="minorBidi"/>
+      <w:lang w:val="es-ES"/>
+    </w:rPr>
+  </w:style>
+  <w:style w:type="paragraph" w:styleId="NormalWeb">
+    <w:name w:val="Normal (Web)"/>
+    <w:basedOn w:val="Normal"/>
+    <w:uiPriority w:val="99"/>
+    <w:unhideWhenUsed/>
+    <w:rsid w:val="00360C33"/>
+    <w:pPr>
+      <w:spacing w:before="100" w:beforeAutospacing="1" w:after="100" w:afterAutospacing="1" w:line="240" w:lineRule="auto"/>
+    </w:pPr>
+    <w:rPr>
+      <w:rFonts w:ascii="Times New Roman" w:eastAsia="Times New Roman" w:hAnsi="Times New Roman" w:cs="Times New Roman"/>
+      <w:sz w:val="24"/>
+      <w:szCs w:val="24"/>
+      <w:lang w:eastAsia="es-AR"/>
+    </w:rPr>
+  </w:style>
+  <w:style w:type="character" w:styleId="Refdecomentario">
+    <w:name w:val="annotation reference"/>
+    <w:basedOn w:val="Fuentedeprrafopredeter"/>
+    <w:uiPriority w:val="99"/>
+    <w:semiHidden/>
+    <w:unhideWhenUsed/>
+    <w:rsid w:val="00CE145E"/>
+    <w:rPr>
+      <w:sz w:val="16"/>
+      <w:szCs w:val="16"/>
+    </w:rPr>
+  </w:style>
+  <w:style w:type="paragraph" w:styleId="Textocomentario">
+    <w:name w:val="annotation text"/>
+    <w:basedOn w:val="Normal"/>
+    <w:link w:val="TextocomentarioCar"/>
+    <w:uiPriority w:val="99"/>
+    <w:unhideWhenUsed/>
+    <w:rsid w:val="00CE145E"/>
+    <w:pPr>
+      <w:spacing w:line="240" w:lineRule="auto"/>
+    </w:pPr>
+    <w:rPr>
+      <w:sz w:val="20"/>
+      <w:szCs w:val="20"/>
+    </w:rPr>
+  </w:style>
+  <w:style w:type="character" w:customStyle="1" w:styleId="TextocomentarioCar">
+    <w:name w:val="Texto comentario Car"/>
+    <w:basedOn w:val="Fuentedeprrafopredeter"/>
+    <w:link w:val="Textocomentario"/>
+    <w:uiPriority w:val="99"/>
+    <w:rsid w:val="00CE145E"/>
+    <w:rPr>
+      <w:sz w:val="20"/>
+      <w:szCs w:val="20"/>
+    </w:rPr>
+  </w:style>
+  <w:style w:type="paragraph" w:styleId="Asuntodelcomentario">
+    <w:name w:val="annotation subject"/>
+    <w:basedOn w:val="Textocomentario"/>
+    <w:next w:val="Textocomentario"/>
+    <w:link w:val="AsuntodelcomentarioCar"/>
+    <w:uiPriority w:val="99"/>
+    <w:semiHidden/>
+    <w:unhideWhenUsed/>
+    <w:rsid w:val="00CE145E"/>
     <w:rPr>
       <w:b/>
       <w:bCs/>
     </w:rPr>
   </w:style>
-  <w:style w:type="paragraph" w:styleId="ListParagraph">
-    <w:name w:val="List Paragraph"/>
-    <w:basedOn w:val="Normal"/>
-    <w:qFormat/>
-  </w:style>
-  <w:style w:type="character" w:styleId="Hyperlink">
-    <w:name w:val="Hyperlink"/>
-    <w:basedOn w:val="DefaultParagraphFont"/>
+  <w:style w:type="character" w:customStyle="1" w:styleId="AsuntodelcomentarioCar">
+    <w:name w:val="Asunto del comentario Car"/>
+    <w:basedOn w:val="TextocomentarioCar"/>
+    <w:link w:val="Asuntodelcomentario"/>
     <w:uiPriority w:val="99"/>
-    <w:unhideWhenUsed/>
+    <w:semiHidden/>
+    <w:rsid w:val="00CE145E"/>
     <w:rPr>
-      <w:color w:val="0563C1"/>
-      <w:u w:val="single"/>
+      <w:b/>
+      <w:bCs/>
+      <w:sz w:val="20"/>
+      <w:szCs w:val="20"/>
     </w:rPr>
   </w:style>
-  <w:style w:type="character" w:styleId="FootnoteReference">
-    <w:name w:val="footnote reference"/>
-    <w:basedOn w:val="DefaultParagraphFont"/>
+  <w:style w:type="paragraph" w:styleId="Revisin">
+    <w:name w:val="Revision"/>
+    <w:hidden/>
+    <w:uiPriority w:val="99"/>
+    <w:semiHidden/>
+    <w:rsid w:val="004C139B"/>
+    <w:pPr>
+      <w:spacing w:after="0" w:line="240" w:lineRule="auto"/>
+    </w:pPr>
+  </w:style>
+  <w:style w:type="paragraph" w:customStyle="1" w:styleId="Textonotapie1">
+    <w:name w:val="Texto nota pie1"/>
+    <w:basedOn w:val="Normal"/>
+    <w:next w:val="Textonotapie"/>
+    <w:link w:val="TextonotapieCar"/>
     <w:uiPriority w:val="99"/>
     <w:semiHidden/>
     <w:unhideWhenUsed/>
-    <w:rPr>
-      <w:vertAlign w:val="superscript"/>
-    </w:rPr>
-  </w:style>
-  <w:style w:type="paragraph" w:styleId="FootnoteText">
-    <w:name w:val="footnote text"/>
-    <w:basedOn w:val="Normal"/>
-    <w:link w:val="FootnoteTextChar"/>
-    <w:uiPriority w:val="99"/>
-    <w:semiHidden/>
-    <w:unhideWhenUsed/>
+    <w:rsid w:val="00A53109"/>
     <w:pPr>
       <w:spacing w:after="0" w:line="240" w:lineRule="auto"/>
     </w:pPr>
@@ -6249,35 +7437,73 @@
       <w:szCs w:val="20"/>
     </w:rPr>
   </w:style>
-  <w:style w:type="character" w:styleId="FootnoteTextChar">
-    <w:name w:val="Footnote Text Char"/>
-    <w:basedOn w:val="DefaultParagraphFont"/>
-    <w:link w:val="FootnoteText"/>
+  <w:style w:type="character" w:customStyle="1" w:styleId="TextonotapieCar">
+    <w:name w:val="Texto nota pie Car"/>
+    <w:basedOn w:val="Fuentedeprrafopredeter"/>
+    <w:link w:val="Textonotapie1"/>
     <w:uiPriority w:val="99"/>
     <w:semiHidden/>
-    <w:unhideWhenUsed/>
+    <w:rsid w:val="00A53109"/>
     <w:rPr>
       <w:sz w:val="20"/>
       <w:szCs w:val="20"/>
     </w:rPr>
   </w:style>
-  <w:style w:type="character" w:styleId="EndnoteReference">
-    <w:name w:val="endnote reference"/>
-    <w:basedOn w:val="DefaultParagraphFont"/>
+  <w:style w:type="character" w:styleId="Refdenotaalpie">
+    <w:name w:val="footnote reference"/>
+    <w:basedOn w:val="Fuentedeprrafopredeter"/>
     <w:uiPriority w:val="99"/>
     <w:semiHidden/>
     <w:unhideWhenUsed/>
+    <w:rsid w:val="00A53109"/>
     <w:rPr>
       <w:vertAlign w:val="superscript"/>
     </w:rPr>
   </w:style>
-  <w:style w:type="paragraph" w:styleId="EndnoteText">
-    <w:name w:val="endnote text"/>
+  <w:style w:type="character" w:customStyle="1" w:styleId="Hipervnculo1">
+    <w:name w:val="Hipervínculo1"/>
+    <w:basedOn w:val="Fuentedeprrafopredeter"/>
+    <w:uiPriority w:val="99"/>
+    <w:unhideWhenUsed/>
+    <w:rsid w:val="00A53109"/>
+    <w:rPr>
+      <w:color w:val="0563C1"/>
+      <w:u w:val="single"/>
+    </w:rPr>
+  </w:style>
+  <w:style w:type="table" w:customStyle="1" w:styleId="Tablaconcuadrcula1">
+    <w:name w:val="Tabla con cuadrícula1"/>
+    <w:basedOn w:val="Tablanormal"/>
+    <w:next w:val="Tablaconcuadrcula"/>
+    <w:uiPriority w:val="39"/>
+    <w:rsid w:val="00A53109"/>
+    <w:pPr>
+      <w:spacing w:after="0" w:line="240" w:lineRule="auto"/>
+    </w:pPr>
+    <w:rPr>
+      <w:rFonts w:cs="Times New Roman"/>
+      <w:kern w:val="2"/>
+      <w14:ligatures w14:val="standardContextual"/>
+    </w:rPr>
+    <w:tblPr>
+      <w:tblBorders>
+        <w:top w:val="single" w:sz="4" w:space="0" w:color="auto"/>
+        <w:left w:val="single" w:sz="4" w:space="0" w:color="auto"/>
+        <w:bottom w:val="single" w:sz="4" w:space="0" w:color="auto"/>
+        <w:right w:val="single" w:sz="4" w:space="0" w:color="auto"/>
+        <w:insideH w:val="single" w:sz="4" w:space="0" w:color="auto"/>
+        <w:insideV w:val="single" w:sz="4" w:space="0" w:color="auto"/>
+      </w:tblBorders>
+    </w:tblPr>
+  </w:style>
+  <w:style w:type="paragraph" w:styleId="Textonotapie">
+    <w:name w:val="footnote text"/>
     <w:basedOn w:val="Normal"/>
-    <w:link w:val="EndnoteTextChar"/>
+    <w:link w:val="TextonotapieCar1"/>
     <w:uiPriority w:val="99"/>
     <w:semiHidden/>
     <w:unhideWhenUsed/>
+    <w:rsid w:val="00A53109"/>
     <w:pPr>
       <w:spacing w:after="0" w:line="240" w:lineRule="auto"/>
     </w:pPr>
@@ -6286,17 +7512,403 @@
       <w:szCs w:val="20"/>
     </w:rPr>
   </w:style>
-  <w:style w:type="character" w:styleId="EndnoteTextChar">
-    <w:name w:val="Endnote Text Char"/>
-    <w:basedOn w:val="DefaultParagraphFont"/>
-    <w:link w:val="EndnoteText"/>
+  <w:style w:type="character" w:customStyle="1" w:styleId="TextonotapieCar1">
+    <w:name w:val="Texto nota pie Car1"/>
+    <w:basedOn w:val="Fuentedeprrafopredeter"/>
+    <w:link w:val="Textonotapie"/>
     <w:uiPriority w:val="99"/>
     <w:semiHidden/>
-    <w:unhideWhenUsed/>
+    <w:rsid w:val="00A53109"/>
     <w:rPr>
       <w:sz w:val="20"/>
       <w:szCs w:val="20"/>
     </w:rPr>
   </w:style>
+  <w:style w:type="table" w:styleId="Tablaconcuadrcula">
+    <w:name w:val="Table Grid"/>
+    <w:basedOn w:val="Tablanormal"/>
+    <w:uiPriority w:val="39"/>
+    <w:rsid w:val="00A53109"/>
+    <w:pPr>
+      <w:spacing w:after="0" w:line="240" w:lineRule="auto"/>
+    </w:pPr>
+    <w:tblPr>
+      <w:tblBorders>
+        <w:top w:val="single" w:sz="4" w:space="0" w:color="auto"/>
+        <w:left w:val="single" w:sz="4" w:space="0" w:color="auto"/>
+        <w:bottom w:val="single" w:sz="4" w:space="0" w:color="auto"/>
+        <w:right w:val="single" w:sz="4" w:space="0" w:color="auto"/>
+        <w:insideH w:val="single" w:sz="4" w:space="0" w:color="auto"/>
+        <w:insideV w:val="single" w:sz="4" w:space="0" w:color="auto"/>
+      </w:tblBorders>
+    </w:tblPr>
+  </w:style>
+  <w:style w:type="character" w:styleId="Hipervnculo">
+    <w:name w:val="Hyperlink"/>
+    <w:basedOn w:val="Fuentedeprrafopredeter"/>
+    <w:uiPriority w:val="99"/>
+    <w:unhideWhenUsed/>
+    <w:rsid w:val="00394D56"/>
+    <w:rPr>
+      <w:color w:val="0000FF" w:themeColor="hyperlink"/>
+      <w:u w:val="single"/>
+    </w:rPr>
+  </w:style>
+  <w:style w:type="character" w:styleId="Mencinsinresolver">
+    <w:name w:val="Unresolved Mention"/>
+    <w:basedOn w:val="Fuentedeprrafopredeter"/>
+    <w:uiPriority w:val="99"/>
+    <w:semiHidden/>
+    <w:unhideWhenUsed/>
+    <w:rsid w:val="00394D56"/>
+    <w:rPr>
+      <w:color w:val="605E5C"/>
+      <w:shd w:val="clear" w:color="auto" w:fill="E1DFDD"/>
+    </w:rPr>
+  </w:style>
+  <w:style w:type="character" w:styleId="Hipervnculovisitado">
+    <w:name w:val="FollowedHyperlink"/>
+    <w:basedOn w:val="Fuentedeprrafopredeter"/>
+    <w:uiPriority w:val="99"/>
+    <w:semiHidden/>
+    <w:unhideWhenUsed/>
+    <w:rsid w:val="003F0501"/>
+    <w:rPr>
+      <w:color w:val="800080" w:themeColor="followedHyperlink"/>
+      <w:u w:val="single"/>
+    </w:rPr>
+  </w:style>
 </w:styles>
+</file>
+
+<file path=word/theme/theme1.xml><?xml version="1.0" encoding="utf-8"?>
+<a:theme xmlns:a="http://schemas.openxmlformats.org/drawingml/2006/main" name="Office Theme">
+  <a:themeElements>
+    <a:clrScheme name="Office">
+      <a:dk1>
+        <a:sysClr val="windowText" lastClr="000000"/>
+      </a:dk1>
+      <a:lt1>
+        <a:sysClr val="window" lastClr="FFFFFF"/>
+      </a:lt1>
+      <a:dk2>
+        <a:srgbClr val="1F497D"/>
+      </a:dk2>
+      <a:lt2>
+        <a:srgbClr val="EEECE1"/>
+      </a:lt2>
+      <a:accent1>
+        <a:srgbClr val="4F81BD"/>
+      </a:accent1>
+      <a:accent2>
+        <a:srgbClr val="C0504D"/>
+      </a:accent2>
+      <a:accent3>
+        <a:srgbClr val="9BBB59"/>
+      </a:accent3>
+      <a:accent4>
+        <a:srgbClr val="8064A2"/>
+      </a:accent4>
+      <a:accent5>
+        <a:srgbClr val="4BACC6"/>
+      </a:accent5>
+      <a:accent6>
+        <a:srgbClr val="F79646"/>
+      </a:accent6>
+      <a:hlink>
+        <a:srgbClr val="0000FF"/>
+      </a:hlink>
+      <a:folHlink>
+        <a:srgbClr val="800080"/>
+      </a:folHlink>
+    </a:clrScheme>
+    <a:fontScheme name="Office">
+      <a:majorFont>
+        <a:latin typeface="Calibri"/>
+        <a:ea typeface=""/>
+        <a:cs typeface=""/>
+        <a:font script="Jpan" typeface="ＭＳ ゴシック"/>
+        <a:font script="Hang" typeface="맑은 고딕"/>
+        <a:font script="Hans" typeface="宋体"/>
+        <a:font script="Hant" typeface="新細明體"/>
+        <a:font script="Arab" typeface="Times New Roman"/>
+        <a:font script="Hebr" typeface="Times New Roman"/>
+        <a:font script="Thai" typeface="Angsana New"/>
+        <a:font script="Ethi" typeface="Nyala"/>
+        <a:font script="Beng" typeface="Vrinda"/>
+        <a:font script="Gujr" typeface="Shruti"/>
+        <a:font script="Khmr" typeface="MoolBoran"/>
+        <a:font script="Knda" typeface="Tunga"/>
+        <a:font script="Guru" typeface="Raavi"/>
+        <a:font script="Cans" typeface="Euphemia"/>
+        <a:font script="Cher" typeface="Plantagenet Cherokee"/>
+        <a:font script="Yiii" typeface="Microsoft Yi Baiti"/>
+        <a:font script="Tibt" typeface="Microsoft Himalaya"/>
+        <a:font script="Thaa" typeface="MV Boli"/>
+        <a:font script="Deva" typeface="Mangal"/>
+        <a:font script="Telu" typeface="Gautami"/>
+        <a:font script="Taml" typeface="Latha"/>
+        <a:font script="Syrc" typeface="Estrangelo Edessa"/>
+        <a:font script="Orya" typeface="Kalinga"/>
+        <a:font script="Mlym" typeface="Kartika"/>
+        <a:font script="Laoo" typeface="DokChampa"/>
+        <a:font script="Sinh" typeface="Iskoola Pota"/>
+        <a:font script="Mong" typeface="Mongolian Baiti"/>
+        <a:font script="Viet" typeface="Times New Roman"/>
+        <a:font script="Uigh" typeface="Microsoft Uighur"/>
+        <a:font script="Geor" typeface="Sylfaen"/>
+      </a:majorFont>
+      <a:minorFont>
+        <a:latin typeface="Cambria"/>
+        <a:ea typeface=""/>
+        <a:cs typeface=""/>
+        <a:font script="Jpan" typeface="ＭＳ 明朝"/>
+        <a:font script="Hang" typeface="맑은 고딕"/>
+        <a:font script="Hans" typeface="宋体"/>
+        <a:font script="Hant" typeface="新細明體"/>
+        <a:font script="Arab" typeface="Arial"/>
+        <a:font script="Hebr" typeface="Arial"/>
+        <a:font script="Thai" typeface="Cordia New"/>
+        <a:font script="Ethi" typeface="Nyala"/>
+        <a:font script="Beng" typeface="Vrinda"/>
+        <a:font script="Gujr" typeface="Shruti"/>
+        <a:font script="Khmr" typeface="DaunPenh"/>
+        <a:font script="Knda" typeface="Tunga"/>
+        <a:font script="Guru" typeface="Raavi"/>
+        <a:font script="Cans" typeface="Euphemia"/>
+        <a:font script="Cher" typeface="Plantagenet Cherokee"/>
+        <a:font script="Yiii" typeface="Microsoft Yi Baiti"/>
+        <a:font script="Tibt" typeface="Microsoft Himalaya"/>
+        <a:font script="Thaa" typeface="MV Boli"/>
+        <a:font script="Deva" typeface="Mangal"/>
+        <a:font script="Telu" typeface="Gautami"/>
+        <a:font script="Taml" typeface="Latha"/>
+        <a:font script="Syrc" typeface="Estrangelo Edessa"/>
+        <a:font script="Orya" typeface="Kalinga"/>
+        <a:font script="Mlym" typeface="Kartika"/>
+        <a:font script="Laoo" typeface="DokChampa"/>
+        <a:font script="Sinh" typeface="Iskoola Pota"/>
+        <a:font script="Mong" typeface="Mongolian Baiti"/>
+        <a:font script="Viet" typeface="Arial"/>
+        <a:font script="Uigh" typeface="Microsoft Uighur"/>
+        <a:font script="Geor" typeface="Sylfaen"/>
+      </a:minorFont>
+    </a:fontScheme>
+    <a:fmtScheme name="Office">
+      <a:fillStyleLst>
+        <a:solidFill>
+          <a:schemeClr val="phClr"/>
+        </a:solidFill>
+        <a:gradFill rotWithShape="1">
+          <a:gsLst>
+            <a:gs pos="0">
+              <a:schemeClr val="phClr">
+                <a:tint val="50000"/>
+                <a:satMod val="300000"/>
+              </a:schemeClr>
+            </a:gs>
+            <a:gs pos="35000">
+              <a:schemeClr val="phClr">
+                <a:tint val="37000"/>
+                <a:satMod val="300000"/>
+              </a:schemeClr>
+            </a:gs>
+            <a:gs pos="100000">
+              <a:schemeClr val="phClr">
+                <a:tint val="15000"/>
+                <a:satMod val="350000"/>
+              </a:schemeClr>
+            </a:gs>
+          </a:gsLst>
+          <a:lin ang="16200000" scaled="1"/>
+        </a:gradFill>
+        <a:gradFill rotWithShape="1">
+          <a:gsLst>
+            <a:gs pos="0">
+              <a:schemeClr val="phClr">
+                <a:tint val="100000"/>
+                <a:shade val="100000"/>
+                <a:satMod val="130000"/>
+              </a:schemeClr>
+            </a:gs>
+            <a:gs pos="100000">
+              <a:schemeClr val="phClr">
+                <a:tint val="50000"/>
+                <a:shade val="100000"/>
+                <a:satMod val="350000"/>
+              </a:schemeClr>
+            </a:gs>
+          </a:gsLst>
+          <a:lin ang="16200000" scaled="0"/>
+        </a:gradFill>
+      </a:fillStyleLst>
+      <a:lnStyleLst>
+        <a:ln w="9525" cap="flat" cmpd="sng" algn="ctr">
+          <a:solidFill>
+            <a:schemeClr val="phClr">
+              <a:shade val="95000"/>
+              <a:satMod val="105000"/>
+            </a:schemeClr>
+          </a:solidFill>
+          <a:prstDash val="solid"/>
+        </a:ln>
+        <a:ln w="25400" cap="flat" cmpd="sng" algn="ctr">
+          <a:solidFill>
+            <a:schemeClr val="phClr"/>
+          </a:solidFill>
+          <a:prstDash val="solid"/>
+        </a:ln>
+        <a:ln w="38100" cap="flat" cmpd="sng" algn="ctr">
+          <a:solidFill>
+            <a:schemeClr val="phClr"/>
+          </a:solidFill>
+          <a:prstDash val="solid"/>
+        </a:ln>
+      </a:lnStyleLst>
+      <a:effectStyleLst>
+        <a:effectStyle>
+          <a:effectLst>
+            <a:outerShdw blurRad="40000" dist="20000" dir="5400000" rotWithShape="0">
+              <a:srgbClr val="000000">
+                <a:alpha val="38000"/>
+              </a:srgbClr>
+            </a:outerShdw>
+          </a:effectLst>
+        </a:effectStyle>
+        <a:effectStyle>
+          <a:effectLst>
+            <a:outerShdw blurRad="40000" dist="23000" dir="5400000" rotWithShape="0">
+              <a:srgbClr val="000000">
+                <a:alpha val="35000"/>
+              </a:srgbClr>
+            </a:outerShdw>
+          </a:effectLst>
+        </a:effectStyle>
+        <a:effectStyle>
+          <a:effectLst>
+            <a:outerShdw blurRad="40000" dist="23000" dir="5400000" rotWithShape="0">
+              <a:srgbClr val="000000">
+                <a:alpha val="35000"/>
+              </a:srgbClr>
+            </a:outerShdw>
+          </a:effectLst>
+          <a:scene3d>
+            <a:camera prst="orthographicFront">
+              <a:rot lat="0" lon="0" rev="0"/>
+            </a:camera>
+            <a:lightRig rig="threePt" dir="t">
+              <a:rot lat="0" lon="0" rev="1200000"/>
+            </a:lightRig>
+          </a:scene3d>
+          <a:sp3d>
+            <a:bevelT w="63500" h="25400"/>
+          </a:sp3d>
+        </a:effectStyle>
+      </a:effectStyleLst>
+      <a:bgFillStyleLst>
+        <a:solidFill>
+          <a:schemeClr val="phClr"/>
+        </a:solidFill>
+        <a:gradFill rotWithShape="1">
+          <a:gsLst>
+            <a:gs pos="0">
+              <a:schemeClr val="phClr">
+                <a:tint val="40000"/>
+                <a:satMod val="350000"/>
+              </a:schemeClr>
+            </a:gs>
+            <a:gs pos="40000">
+              <a:schemeClr val="phClr">
+                <a:tint val="45000"/>
+                <a:shade val="99000"/>
+                <a:satMod val="350000"/>
+              </a:schemeClr>
+            </a:gs>
+            <a:gs pos="100000">
+              <a:schemeClr val="phClr">
+                <a:shade val="20000"/>
+                <a:satMod val="255000"/>
+              </a:schemeClr>
+            </a:gs>
+          </a:gsLst>
+          <a:path path="circle">
+            <a:fillToRect l="50000" t="-80000" r="50000" b="180000"/>
+          </a:path>
+        </a:gradFill>
+        <a:gradFill rotWithShape="1">
+          <a:gsLst>
+            <a:gs pos="0">
+              <a:schemeClr val="phClr">
+                <a:tint val="80000"/>
+                <a:satMod val="300000"/>
+              </a:schemeClr>
+            </a:gs>
+            <a:gs pos="100000">
+              <a:schemeClr val="phClr">
+                <a:shade val="30000"/>
+                <a:satMod val="200000"/>
+              </a:schemeClr>
+            </a:gs>
+          </a:gsLst>
+          <a:path path="circle">
+            <a:fillToRect l="50000" t="50000" r="50000" b="50000"/>
+          </a:path>
+        </a:gradFill>
+      </a:bgFillStyleLst>
+    </a:fmtScheme>
+  </a:themeElements>
+  <a:objectDefaults>
+    <a:spDef>
+      <a:spPr/>
+      <a:bodyPr/>
+      <a:lstStyle/>
+      <a:style>
+        <a:lnRef idx="1">
+          <a:schemeClr val="accent1"/>
+        </a:lnRef>
+        <a:fillRef idx="3">
+          <a:schemeClr val="accent1"/>
+        </a:fillRef>
+        <a:effectRef idx="2">
+          <a:schemeClr val="accent1"/>
+        </a:effectRef>
+        <a:fontRef idx="minor">
+          <a:schemeClr val="lt1"/>
+        </a:fontRef>
+      </a:style>
+    </a:spDef>
+    <a:lnDef>
+      <a:spPr/>
+      <a:bodyPr/>
+      <a:lstStyle/>
+      <a:style>
+        <a:lnRef idx="2">
+          <a:schemeClr val="accent1"/>
+        </a:lnRef>
+        <a:fillRef idx="0">
+          <a:schemeClr val="accent1"/>
+        </a:fillRef>
+        <a:effectRef idx="1">
+          <a:schemeClr val="accent1"/>
+        </a:effectRef>
+        <a:fontRef idx="minor">
+          <a:schemeClr val="tx1"/>
+        </a:fontRef>
+      </a:style>
+    </a:lnDef>
+  </a:objectDefaults>
+  <a:extraClrSchemeLst/>
+</a:theme>
+</file>
+
+<file path=customXml/item1.xml><?xml version="1.0" encoding="utf-8"?>
+<b:Sources xmlns:b="http://schemas.openxmlformats.org/officeDocument/2006/bibliography" xmlns="http://schemas.openxmlformats.org/officeDocument/2006/bibliography" SelectedStyle="\APASixthEditionOfficeOnline.xsl" StyleName="APA" Version="6"/>
+</file>
+
+<file path=customXml/itemProps1.xml><?xml version="1.0" encoding="utf-8"?>
+<ds:datastoreItem xmlns:ds="http://schemas.openxmlformats.org/officeDocument/2006/customXml" ds:itemID="{651F3D50-7D1A-4865-BFE5-2AE2530FC86D}">
+  <ds:schemaRefs>
+    <ds:schemaRef ds:uri="http://schemas.openxmlformats.org/officeDocument/2006/bibliography"/>
+  </ds:schemaRefs>
+</ds:datastoreItem>
 </file>